--- a/docs/документация.docx
+++ b/docs/документация.docx
@@ -895,7 +895,7 @@
         <w:rPr>
           <w:rFonts w:ascii="Times New Roman" w:hAnsi="Times New Roman" w:cs="Times New Roman" w:eastAsia="Times New Roman"/>
         </w:rPr>
-        <w:t>218 автоматических тестов: сервис модели — 91, воронка — 54, уведомления — 32, аудит — 22, общий пакет — 19. Тесты не ходят в сеть: брокеры, почта и Telegram подменены.</w:t>
+        <w:t>224 автоматических теста: сервис модели — 95, воронка — 54, уведомления — 32, аудит — 23, общий пакет — 20. Тесты не ходят в сеть: брокеры, почта и Telegram подменены.</w:t>
       </w:r>
     </w:p>
     <w:p>
@@ -8768,7 +8768,33 @@
         <w:rPr>
           <w:rFonts w:ascii="Times New Roman" w:hAnsi="Times New Roman" w:cs="Times New Roman" w:eastAsia="Times New Roman"/>
         </w:rPr>
-        <w:t xml:space="preserve"> (раздел 6): калиброванная вероятность, согласие моделей, длительность тревоги, число сработавших рядом каналов.</w:t>
+        <w:t xml:space="preserve"> (</w:t>
+      </w:r>
+      <w:r>
+        <w:rPr>
+          <w:rFonts w:ascii="Consolas" w:hAnsi="Consolas" w:cs="Consolas" w:eastAsia="Consolas"/>
+          <w:sz w:val="22"/>
+        </w:rPr>
+        <w:t>confidence</w:t>
+      </w:r>
+      <w:r>
+        <w:rPr>
+          <w:rFonts w:ascii="Times New Roman" w:hAnsi="Times New Roman" w:cs="Times New Roman" w:eastAsia="Times New Roman"/>
+        </w:rPr>
+        <w:t>, раздел 6): доля подтвердившихся тревог с такой оценкой на проверке 2025 года. Смесь моделей сопоставлена с метками «эпизод в ближайшие 24 ч» изотонической регрессией; точки кривой лежат в пакете модели (</w:t>
+      </w:r>
+      <w:r>
+        <w:rPr>
+          <w:rFonts w:ascii="Consolas" w:hAnsi="Consolas" w:cs="Consolas" w:eastAsia="Consolas"/>
+          <w:sz w:val="22"/>
+        </w:rPr>
+        <w:t>calibration.json</w:t>
+      </w:r>
+      <w:r>
+        <w:rPr>
+          <w:rFonts w:ascii="Times New Roman" w:hAnsi="Times New Roman" w:cs="Times New Roman" w:eastAsia="Times New Roman"/>
+        </w:rPr>
+        <w:t>), сервис только интерполирует.</w:t>
       </w:r>
     </w:p>
     <w:p>
@@ -8782,13 +8808,85 @@
           <w:rFonts w:ascii="Times New Roman" w:hAnsi="Times New Roman" w:cs="Times New Roman" w:eastAsia="Times New Roman"/>
           <w:b/>
         </w:rPr>
+        <w:t>Длительность тревоги</w:t>
+      </w:r>
+      <w:r>
+        <w:rPr>
+          <w:rFonts w:ascii="Times New Roman" w:hAnsi="Times New Roman" w:cs="Times New Roman" w:eastAsia="Times New Roman"/>
+        </w:rPr>
+        <w:t xml:space="preserve"> (</w:t>
+      </w:r>
+      <w:r>
+        <w:rPr>
+          <w:rFonts w:ascii="Consolas" w:hAnsi="Consolas" w:cs="Consolas" w:eastAsia="Consolas"/>
+          <w:sz w:val="22"/>
+        </w:rPr>
+        <w:t>since_hours</w:t>
+      </w:r>
+      <w:r>
+        <w:rPr>
+          <w:rFonts w:ascii="Times New Roman" w:hAnsi="Times New Roman" w:cs="Times New Roman" w:eastAsia="Times New Roman"/>
+        </w:rPr>
+        <w:t xml:space="preserve">) и </w:t>
+      </w:r>
+      <w:r>
+        <w:rPr>
+          <w:rFonts w:ascii="Times New Roman" w:hAnsi="Times New Roman" w:cs="Times New Roman" w:eastAsia="Times New Roman"/>
+          <w:b/>
+        </w:rPr>
+        <w:t>датчики-свидетели</w:t>
+      </w:r>
+      <w:r>
+        <w:rPr>
+          <w:rFonts w:ascii="Times New Roman" w:hAnsi="Times New Roman" w:cs="Times New Roman" w:eastAsia="Times New Roman"/>
+        </w:rPr>
+        <w:t xml:space="preserve"> (</w:t>
+      </w:r>
+      <w:r>
+        <w:rPr>
+          <w:rFonts w:ascii="Consolas" w:hAnsi="Consolas" w:cs="Consolas" w:eastAsia="Consolas"/>
+          <w:sz w:val="22"/>
+        </w:rPr>
+        <w:t>evidence</w:t>
+      </w:r>
+      <w:r>
+        <w:rPr>
+          <w:rFonts w:ascii="Times New Roman" w:hAnsi="Times New Roman" w:cs="Times New Roman" w:eastAsia="Times New Roman"/>
+        </w:rPr>
+        <w:t>: последнее событие каждого канала семейств типа на объекте за 24 ч, до пяти) идут рядом отдельными полями, в уверенность не входят.</w:t>
+      </w:r>
+    </w:p>
+    <w:p>
+      <w:pPr>
+        <w:pStyle w:val="ListBullet"/>
+        <w:spacing w:before="0" w:after="40" w:line="276" w:lineRule="auto"/>
+        <w:ind w:left="510"/>
+      </w:pPr>
+      <w:r>
+        <w:rPr>
+          <w:rFonts w:ascii="Times New Roman" w:hAnsi="Times New Roman" w:cs="Times New Roman" w:eastAsia="Times New Roman"/>
+          <w:b/>
+        </w:rPr>
         <w:t>Сбой данных.</w:t>
       </w:r>
       <w:r>
         <w:rPr>
           <w:rFonts w:ascii="Times New Roman" w:hAnsi="Times New Roman" w:cs="Times New Roman" w:eastAsia="Times New Roman"/>
         </w:rPr>
-        <w:t xml:space="preserve"> Если молчит семейство датчиков объекта, уверенность типов, которые на нём держатся, снижается: пожар — дым, загазованность — газ (раздел 55).</w:t>
+        <w:t xml:space="preserve"> Если молчит семейство датчиков объекта, уверенность типа, который на нём держится, умножается на (1 − цена молчания) из раздела 55: дым у пожара — 0,04, у отказа датчика — 0,07, газ у загазованности — 0,25. Какие семейства молчат, сообщение называет в поле </w:t>
+      </w:r>
+      <w:r>
+        <w:rPr>
+          <w:rFonts w:ascii="Consolas" w:hAnsi="Consolas" w:cs="Consolas" w:eastAsia="Consolas"/>
+          <w:sz w:val="22"/>
+        </w:rPr>
+        <w:t>silent</w:t>
+      </w:r>
+      <w:r>
+        <w:rPr>
+          <w:rFonts w:ascii="Times New Roman" w:hAnsi="Times New Roman" w:cs="Times New Roman" w:eastAsia="Times New Roman"/>
+        </w:rPr>
+        <w:t>.</w:t>
       </w:r>
     </w:p>
     <w:p>
@@ -12411,7 +12509,33 @@
         <w:rPr>
           <w:rFonts w:ascii="Times New Roman" w:hAnsi="Times New Roman" w:cs="Times New Roman" w:eastAsia="Times New Roman"/>
         </w:rPr>
-        <w:t xml:space="preserve"> Час несвежести стоит 1–2% поимок, три часа — около 5%, 12 часов — 7–8% (раздел 54). Прогноз не останавливается, в сообщении помечается несвежесть.</w:t>
+        <w:t xml:space="preserve"> Час несвежести стоит 1–2% поимок, три часа — около 5%, 12 часов — 7–8% (раздел 54). Прогноз не останавливается; если событий семейств типа нет дольше </w:t>
+      </w:r>
+      <w:r>
+        <w:rPr>
+          <w:rFonts w:ascii="Consolas" w:hAnsi="Consolas" w:cs="Consolas" w:eastAsia="Consolas"/>
+          <w:sz w:val="22"/>
+        </w:rPr>
+        <w:t>STALE_HOURS</w:t>
+      </w:r>
+      <w:r>
+        <w:rPr>
+          <w:rFonts w:ascii="Times New Roman" w:hAnsi="Times New Roman" w:cs="Times New Roman" w:eastAsia="Times New Roman"/>
+        </w:rPr>
+        <w:t xml:space="preserve"> (1 ч, у подтопления 3 ч), в сообщении у типа появляется </w:t>
+      </w:r>
+      <w:r>
+        <w:rPr>
+          <w:rFonts w:ascii="Consolas" w:hAnsi="Consolas" w:cs="Consolas" w:eastAsia="Consolas"/>
+          <w:sz w:val="22"/>
+        </w:rPr>
+        <w:t>stale_hours</w:t>
+      </w:r>
+      <w:r>
+        <w:rPr>
+          <w:rFonts w:ascii="Times New Roman" w:hAnsi="Times New Roman" w:cs="Times New Roman" w:eastAsia="Times New Roman"/>
+        </w:rPr>
+        <w:t xml:space="preserve"> — сколько часов нет данных.</w:t>
       </w:r>
     </w:p>
     <w:p>
@@ -12431,7 +12555,46 @@
         <w:rPr>
           <w:rFonts w:ascii="Times New Roman" w:hAnsi="Times New Roman" w:cs="Times New Roman" w:eastAsia="Times New Roman"/>
         </w:rPr>
-        <w:t xml:space="preserve"> бьёт только по своему типу: худший случай, дым, — 3% поимок парка. Прогноз считается, уверенность снижается.</w:t>
+        <w:t xml:space="preserve"> бьёт только по своему типу: худший случай, дым, — 3% поимок парка. Молчание отмечает воронка (</w:t>
+      </w:r>
+      <w:r>
+        <w:rPr>
+          <w:rFonts w:ascii="Consolas" w:hAnsi="Consolas" w:cs="Consolas" w:eastAsia="Consolas"/>
+          <w:sz w:val="22"/>
+        </w:rPr>
+        <w:t>channel.status</w:t>
+      </w:r>
+      <w:r>
+        <w:rPr>
+          <w:rFonts w:ascii="Times New Roman" w:hAnsi="Times New Roman" w:cs="Times New Roman" w:eastAsia="Times New Roman"/>
+        </w:rPr>
+        <w:t xml:space="preserve"> в </w:t>
+      </w:r>
+      <w:r>
+        <w:rPr>
+          <w:rFonts w:ascii="Consolas" w:hAnsi="Consolas" w:cs="Consolas" w:eastAsia="Consolas"/>
+          <w:sz w:val="22"/>
+        </w:rPr>
+        <w:t>tf.ingest.reference</w:t>
+      </w:r>
+      <w:r>
+        <w:rPr>
+          <w:rFonts w:ascii="Times New Roman" w:hAnsi="Times New Roman" w:cs="Times New Roman" w:eastAsia="Times New Roman"/>
+        </w:rPr>
+        <w:t xml:space="preserve">), модель читает топик на ходу. Прогноз считается как обычно, у типа появляется поле </w:t>
+      </w:r>
+      <w:r>
+        <w:rPr>
+          <w:rFonts w:ascii="Consolas" w:hAnsi="Consolas" w:cs="Consolas" w:eastAsia="Consolas"/>
+          <w:sz w:val="22"/>
+        </w:rPr>
+        <w:t>silent</w:t>
+      </w:r>
+      <w:r>
+        <w:rPr>
+          <w:rFonts w:ascii="Times New Roman" w:hAnsi="Times New Roman" w:cs="Times New Roman" w:eastAsia="Times New Roman"/>
+        </w:rPr>
+        <w:t>, уверенность умножается на (1 − цена молчания) — раздел 4.11.</w:t>
       </w:r>
     </w:p>
     <w:p>
@@ -15470,6 +15633,79 @@
           <w:rFonts w:ascii="Consolas" w:hAnsi="Consolas" w:cs="Consolas" w:eastAsia="Consolas"/>
           <w:sz w:val="22"/>
         </w:rPr>
+        <w:t>confidence</w:t>
+      </w:r>
+      <w:r>
+        <w:rPr>
+          <w:rFonts w:ascii="Times New Roman" w:hAnsi="Times New Roman" w:cs="Times New Roman" w:eastAsia="Times New Roman"/>
+        </w:rPr>
+        <w:t xml:space="preserve"> — калиброванная вероятность подтверждения тревоги (раздел 4.11), с поправкой на молчание семейств. Есть только у тревоги.</w:t>
+      </w:r>
+    </w:p>
+    <w:p>
+      <w:pPr>
+        <w:pStyle w:val="ListBullet"/>
+        <w:spacing w:before="0" w:after="40" w:line="276" w:lineRule="auto"/>
+        <w:ind w:left="510"/>
+      </w:pPr>
+      <w:r>
+        <w:rPr>
+          <w:rFonts w:ascii="Consolas" w:hAnsi="Consolas" w:cs="Consolas" w:eastAsia="Consolas"/>
+          <w:sz w:val="22"/>
+        </w:rPr>
+        <w:t>evidence</w:t>
+      </w:r>
+      <w:r>
+        <w:rPr>
+          <w:rFonts w:ascii="Times New Roman" w:hAnsi="Times New Roman" w:cs="Times New Roman" w:eastAsia="Times New Roman"/>
+        </w:rPr>
+        <w:t xml:space="preserve"> — датчики-свидетели: номер канала, время, значение; до пяти, свежие первыми. Только у тревоги.</w:t>
+      </w:r>
+    </w:p>
+    <w:p>
+      <w:pPr>
+        <w:pStyle w:val="ListBullet"/>
+        <w:spacing w:before="0" w:after="40" w:line="276" w:lineRule="auto"/>
+        <w:ind w:left="510"/>
+      </w:pPr>
+      <w:r>
+        <w:rPr>
+          <w:rFonts w:ascii="Consolas" w:hAnsi="Consolas" w:cs="Consolas" w:eastAsia="Consolas"/>
+          <w:sz w:val="22"/>
+        </w:rPr>
+        <w:t>silent</w:t>
+      </w:r>
+      <w:r>
+        <w:rPr>
+          <w:rFonts w:ascii="Times New Roman" w:hAnsi="Times New Roman" w:cs="Times New Roman" w:eastAsia="Times New Roman"/>
+        </w:rPr>
+        <w:t xml:space="preserve"> — какие семейства датчиков типа молчат на объекте; </w:t>
+      </w:r>
+      <w:r>
+        <w:rPr>
+          <w:rFonts w:ascii="Consolas" w:hAnsi="Consolas" w:cs="Consolas" w:eastAsia="Consolas"/>
+          <w:sz w:val="22"/>
+        </w:rPr>
+        <w:t>stale_hours</w:t>
+      </w:r>
+      <w:r>
+        <w:rPr>
+          <w:rFonts w:ascii="Times New Roman" w:hAnsi="Times New Roman" w:cs="Times New Roman" w:eastAsia="Times New Roman"/>
+        </w:rPr>
+        <w:t xml:space="preserve"> — сколько часов нет событий семейств типа по парку. Приходят при любой оценке, если есть что сообщить.</w:t>
+      </w:r>
+    </w:p>
+    <w:p>
+      <w:pPr>
+        <w:pStyle w:val="ListBullet"/>
+        <w:spacing w:before="0" w:after="40" w:line="276" w:lineRule="auto"/>
+        <w:ind w:left="510"/>
+      </w:pPr>
+      <w:r>
+        <w:rPr>
+          <w:rFonts w:ascii="Consolas" w:hAnsi="Consolas" w:cs="Consolas" w:eastAsia="Consolas"/>
+          <w:sz w:val="22"/>
+        </w:rPr>
         <w:t>model_version</w:t>
       </w:r>
       <w:r>
@@ -16417,6 +16653,84 @@
           <w:rFonts w:ascii="Times New Roman" w:hAnsi="Times New Roman" w:cs="Times New Roman" w:eastAsia="Times New Roman"/>
         </w:rPr>
         <w:t>;</w:t>
+      </w:r>
+    </w:p>
+    <w:p>
+      <w:pPr>
+        <w:pStyle w:val="ListBullet"/>
+        <w:spacing w:before="0" w:after="40" w:line="276" w:lineRule="auto"/>
+        <w:ind w:left="510"/>
+      </w:pPr>
+      <w:r>
+        <w:rPr>
+          <w:rFonts w:ascii="Times New Roman" w:hAnsi="Times New Roman" w:cs="Times New Roman" w:eastAsia="Times New Roman"/>
+        </w:rPr>
+        <w:t xml:space="preserve">журнал запросов: каждый HTTP-запрос к модели, воронке, уведомлениям и аудиту даёт строку в поток </w:t>
+      </w:r>
+      <w:r>
+        <w:rPr>
+          <w:rFonts w:ascii="Consolas" w:hAnsi="Consolas" w:cs="Consolas" w:eastAsia="Consolas"/>
+          <w:sz w:val="22"/>
+        </w:rPr>
+        <w:t>audit:requests</w:t>
+      </w:r>
+      <w:r>
+        <w:rPr>
+          <w:rFonts w:ascii="Times New Roman" w:hAnsi="Times New Roman" w:cs="Times New Roman" w:eastAsia="Times New Roman"/>
+        </w:rPr>
+        <w:t xml:space="preserve"> — метод, шаблон маршрута без номеров и строки запроса, код ответа, длительность, кто спросил (из токена или </w:t>
+      </w:r>
+      <w:r>
+        <w:rPr>
+          <w:rFonts w:ascii="Consolas" w:hAnsi="Consolas" w:cs="Consolas" w:eastAsia="Consolas"/>
+          <w:sz w:val="22"/>
+        </w:rPr>
+        <w:t>anonymous</w:t>
+      </w:r>
+      <w:r>
+        <w:rPr>
+          <w:rFonts w:ascii="Times New Roman" w:hAnsi="Times New Roman" w:cs="Times New Roman" w:eastAsia="Times New Roman"/>
+        </w:rPr>
+        <w:t xml:space="preserve">), </w:t>
+      </w:r>
+      <w:r>
+        <w:rPr>
+          <w:rFonts w:ascii="Consolas" w:hAnsi="Consolas" w:cs="Consolas" w:eastAsia="Consolas"/>
+          <w:sz w:val="22"/>
+        </w:rPr>
+        <w:t>request_id</w:t>
+      </w:r>
+      <w:r>
+        <w:rPr>
+          <w:rFonts w:ascii="Times New Roman" w:hAnsi="Times New Roman" w:cs="Times New Roman" w:eastAsia="Times New Roman"/>
+        </w:rPr>
+        <w:t xml:space="preserve">, адрес. Пробы </w:t>
+      </w:r>
+      <w:r>
+        <w:rPr>
+          <w:rFonts w:ascii="Consolas" w:hAnsi="Consolas" w:cs="Consolas" w:eastAsia="Consolas"/>
+          <w:sz w:val="22"/>
+        </w:rPr>
+        <w:t>/health</w:t>
+      </w:r>
+      <w:r>
+        <w:rPr>
+          <w:rFonts w:ascii="Times New Roman" w:hAnsi="Times New Roman" w:cs="Times New Roman" w:eastAsia="Times New Roman"/>
+        </w:rPr>
+        <w:t xml:space="preserve"> не пишутся. Запись идёт из фоновой очереди и не задерживает ответ (</w:t>
+      </w:r>
+      <w:r>
+        <w:rPr>
+          <w:rFonts w:ascii="Consolas" w:hAnsi="Consolas" w:cs="Consolas" w:eastAsia="Consolas"/>
+          <w:sz w:val="22"/>
+        </w:rPr>
+        <w:t>tfkit.request_log</w:t>
+      </w:r>
+      <w:r>
+        <w:rPr>
+          <w:rFonts w:ascii="Times New Roman" w:hAnsi="Times New Roman" w:cs="Times New Roman" w:eastAsia="Times New Roman"/>
+        </w:rPr>
+        <w:t>);</w:t>
       </w:r>
     </w:p>
     <w:p>

--- a/docs/документация.docx
+++ b/docs/документация.docx
@@ -844,7 +844,7 @@
         <w:rPr>
           <w:rFonts w:ascii="Times New Roman" w:hAnsi="Times New Roman" w:cs="Times New Roman" w:eastAsia="Times New Roman"/>
         </w:rPr>
-        <w:t xml:space="preserve"> CatBoost и XGBoost на 306 признаках объекта за час; свёрточная сеть TCN по часовым рядам объекта (у отказа оборудования). Сервисы на Python и FastAPI; обмен через Kafka и RabbitMQ; журнал действий в PostgreSQL; секреты в Vault; вход через единый токен RS256. Полный перечень с версиями и лицензиями — приложение В.</w:t>
+        <w:t xml:space="preserve"> CatBoost и XGBoost на 306 признаках объекта за час; свёрточная сеть TCN по часовым рядам объекта (у отказа оборудования). Модель, уведомления и аудит — на Python и FastAPI, приём данных — на Go; обмен через Kafka и RabbitMQ; журнал действий в PostgreSQL; секреты в Vault; вход через единый токен RS256. Полный перечень с версиями и лицензиями — приложение В.</w:t>
       </w:r>
     </w:p>
     <w:p>
@@ -895,7 +895,7 @@
         <w:rPr>
           <w:rFonts w:ascii="Times New Roman" w:hAnsi="Times New Roman" w:cs="Times New Roman" w:eastAsia="Times New Roman"/>
         </w:rPr>
-        <w:t>224 автоматических теста: сервис модели — 95, воронка — 54, уведомления — 32, аудит — 23, общий пакет — 20. Тесты не ходят в сеть: брокеры, почта и Telegram подменены.</w:t>
+        <w:t>207 автоматических тестов: сервис модели — 95, приём данных (Go) — 37, уведомления — 32, аудит — 23, общий пакет — 20. Тесты не ходят в сеть: брокеры, почта и Telegram подменены.</w:t>
       </w:r>
     </w:p>
     <w:p>
@@ -6259,7 +6259,7 @@
                 <w:rFonts w:ascii="Times New Roman" w:hAnsi="Times New Roman" w:cs="Times New Roman" w:eastAsia="Times New Roman"/>
                 <w:sz w:val="20"/>
               </w:rPr>
-              <w:t>принимает пакеты событий от шины объекта, проверяет, раскладывает по потокам, следит, не замолчал ли канал</w:t>
+              <w:t>принимает пакеты событий от шины объекта, проверяет, раскладывает по потокам, следит, не замолчал ли канал. Написан на Go: быстро принимает много пакетов на малой памяти</w:t>
             </w:r>
           </w:p>
         </w:tc>
@@ -6424,7 +6424,14 @@
                 <w:rFonts w:ascii="Times New Roman" w:hAnsi="Times New Roman" w:cs="Times New Roman" w:eastAsia="Times New Roman"/>
                 <w:sz w:val="20"/>
               </w:rPr>
-              <w:t>общий пакет сервисов: секреты из Vault, проверка токенов, событие аудита</w:t>
+              <w:t xml:space="preserve">общий пакет сервисов на Python: секреты из Vault, проверка токенов, событие аудита. У приёма данных то же самое в </w:t>
+            </w:r>
+            <w:r>
+              <w:rPr>
+                <w:rFonts w:ascii="Consolas" w:hAnsi="Consolas" w:cs="Consolas" w:eastAsia="Consolas"/>
+                <w:sz w:val="18"/>
+              </w:rPr>
+              <w:t>kit.go</w:t>
             </w:r>
           </w:p>
         </w:tc>
@@ -17595,7 +17602,7 @@
         <w:rPr>
           <w:rFonts w:ascii="Times New Roman" w:hAnsi="Times New Roman" w:cs="Times New Roman" w:eastAsia="Times New Roman"/>
         </w:rPr>
-        <w:t xml:space="preserve">Основа — </w:t>
+        <w:t xml:space="preserve">Модель, уведомления и аудит собираются на </w:t>
       </w:r>
       <w:r>
         <w:rPr>
@@ -17608,20 +17615,59 @@
         <w:rPr>
           <w:rFonts w:ascii="Times New Roman" w:hAnsi="Times New Roman" w:cs="Times New Roman" w:eastAsia="Times New Roman"/>
         </w:rPr>
-        <w:t xml:space="preserve">, версии пакетов закреплены. Процессы работают не от root. Секретов и моделей в образах нет. Проверка жизни — </w:t>
+        <w:t xml:space="preserve">, версии пакетов закреплены. Приём собирается в </w:t>
       </w:r>
       <w:r>
         <w:rPr>
           <w:rFonts w:ascii="Consolas" w:hAnsi="Consolas" w:cs="Consolas" w:eastAsia="Consolas"/>
           <w:sz w:val="22"/>
         </w:rPr>
+        <w:t>golang:1.27</w:t>
+      </w:r>
+      <w:r>
+        <w:rPr>
+          <w:rFonts w:ascii="Times New Roman" w:hAnsi="Times New Roman" w:cs="Times New Roman" w:eastAsia="Times New Roman"/>
+        </w:rPr>
+        <w:t xml:space="preserve">: при сборке идут тесты, в образ </w:t>
+      </w:r>
+      <w:r>
+        <w:rPr>
+          <w:rFonts w:ascii="Consolas" w:hAnsi="Consolas" w:cs="Consolas" w:eastAsia="Consolas"/>
+          <w:sz w:val="22"/>
+        </w:rPr>
+        <w:t>distroless/static</w:t>
+      </w:r>
+      <w:r>
+        <w:rPr>
+          <w:rFonts w:ascii="Times New Roman" w:hAnsi="Times New Roman" w:cs="Times New Roman" w:eastAsia="Times New Roman"/>
+        </w:rPr>
+        <w:t xml:space="preserve"> кладётся только бинарь. Процессы работают не от root. Секретов и моделей в образах нет. Проверка жизни — </w:t>
+      </w:r>
+      <w:r>
+        <w:rPr>
+          <w:rFonts w:ascii="Consolas" w:hAnsi="Consolas" w:cs="Consolas" w:eastAsia="Consolas"/>
+          <w:sz w:val="22"/>
+        </w:rPr>
         <w:t>/health</w:t>
       </w:r>
       <w:r>
         <w:rPr>
           <w:rFonts w:ascii="Times New Roman" w:hAnsi="Times New Roman" w:cs="Times New Roman" w:eastAsia="Times New Roman"/>
         </w:rPr>
-        <w:t>.</w:t>
+        <w:t xml:space="preserve"> (у приёма — </w:t>
+      </w:r>
+      <w:r>
+        <w:rPr>
+          <w:rFonts w:ascii="Consolas" w:hAnsi="Consolas" w:cs="Consolas" w:eastAsia="Consolas"/>
+          <w:sz w:val="22"/>
+        </w:rPr>
+        <w:t>/tf-funnel -health</w:t>
+      </w:r>
+      <w:r>
+        <w:rPr>
+          <w:rFonts w:ascii="Times New Roman" w:hAnsi="Times New Roman" w:cs="Times New Roman" w:eastAsia="Times New Roman"/>
+        </w:rPr>
+        <w:t>, в его образе нет оболочки).</w:t>
       </w:r>
     </w:p>
     <w:p>
@@ -18698,7 +18744,7 @@
           <w:rFonts w:ascii="Consolas" w:hAnsi="Consolas" w:cs="Consolas" w:eastAsia="Consolas"/>
           <w:sz w:val="18"/>
         </w:rPr>
-        <w:t>cd docs/backend/tfkit  &amp;&amp; python -m pytest -p no:cacheprovider      # 19 тестов</w:t>
+        <w:t>cd docs/backend/tfkit  &amp;&amp; python -m pytest -p no:cacheprovider      # 20 тестов</w:t>
       </w:r>
     </w:p>
     <w:p>
@@ -18711,7 +18757,7 @@
           <w:rFonts w:ascii="Consolas" w:hAnsi="Consolas" w:cs="Consolas" w:eastAsia="Consolas"/>
           <w:sz w:val="18"/>
         </w:rPr>
-        <w:t>cd docs/backend/funnel &amp;&amp; python -m pytest -p no:cacheprovider      # 54</w:t>
+        <w:t>cd docs/backend/funnel &amp;&amp; go test ./...                             # 37, Go 1.27</w:t>
       </w:r>
     </w:p>
     <w:p>
@@ -18737,7 +18783,7 @@
           <w:rFonts w:ascii="Consolas" w:hAnsi="Consolas" w:cs="Consolas" w:eastAsia="Consolas"/>
           <w:sz w:val="18"/>
         </w:rPr>
-        <w:t>cd docs/backend/audit  &amp;&amp; python -m pytest -p no:cacheprovider      # 22, живая база — по TF_AUDIT_TEST_DB</w:t>
+        <w:t>cd docs/backend/audit  &amp;&amp; python -m pytest -p no:cacheprovider      # 23, живая база — по TF_AUDIT_TEST_DB</w:t>
       </w:r>
     </w:p>
     <w:p>
@@ -18750,7 +18796,7 @@
           <w:rFonts w:ascii="Consolas" w:hAnsi="Consolas" w:cs="Consolas" w:eastAsia="Consolas"/>
           <w:sz w:val="18"/>
         </w:rPr>
-        <w:t>cd ML/service &amp;&amp; TF_ENV=dev CUDA_VISIBLE_DEVICES= python -m pytest -p no:cacheprovider tests   # 91</w:t>
+        <w:t>cd ML/service &amp;&amp; TF_ENV=dev CUDA_VISIBLE_DEVICES= python -m pytest -p no:cacheprovider tests   # 95</w:t>
       </w:r>
     </w:p>
     <w:p>
@@ -19766,7 +19812,7 @@
         <w:rPr>
           <w:rFonts w:ascii="Times New Roman" w:hAnsi="Times New Roman" w:cs="Times New Roman" w:eastAsia="Times New Roman"/>
         </w:rPr>
-        <w:t>В.2 Сервисы (Python 3.12)</w:t>
+        <w:t>В.2 Сервисы на Python 3.12</w:t>
       </w:r>
     </w:p>
     <w:tbl>
@@ -19925,7 +19971,7 @@
                 <w:rFonts w:ascii="Times New Roman" w:hAnsi="Times New Roman" w:cs="Times New Roman" w:eastAsia="Times New Roman"/>
                 <w:sz w:val="20"/>
               </w:rPr>
-              <w:t>все четыре сервиса</w:t>
+              <w:t>модель, уведомления, аудит</w:t>
             </w:r>
           </w:p>
         </w:tc>
@@ -20065,7 +20111,7 @@
                 <w:rFonts w:ascii="Times New Roman" w:hAnsi="Times New Roman" w:cs="Times New Roman" w:eastAsia="Times New Roman"/>
                 <w:sz w:val="20"/>
               </w:rPr>
-              <w:t>все</w:t>
+              <w:t>модель, уведомления, аудит</w:t>
             </w:r>
           </w:p>
         </w:tc>
@@ -20345,7 +20391,7 @@
                 <w:rFonts w:ascii="Times New Roman" w:hAnsi="Times New Roman" w:cs="Times New Roman" w:eastAsia="Times New Roman"/>
                 <w:sz w:val="20"/>
               </w:rPr>
-              <w:t>модель, приём</w:t>
+              <w:t>модель</w:t>
             </w:r>
           </w:p>
         </w:tc>
@@ -20485,7 +20531,7 @@
                 <w:rFonts w:ascii="Times New Roman" w:hAnsi="Times New Roman" w:cs="Times New Roman" w:eastAsia="Times New Roman"/>
                 <w:sz w:val="20"/>
               </w:rPr>
-              <w:t>все</w:t>
+              <w:t>модель, уведомления, аудит</w:t>
             </w:r>
           </w:p>
         </w:tc>
@@ -20855,7 +20901,45 @@
         <w:rPr>
           <w:rFonts w:ascii="Times New Roman" w:hAnsi="Times New Roman" w:cs="Times New Roman" w:eastAsia="Times New Roman"/>
         </w:rPr>
-        <w:t>В.3 Инфраструктура</w:t>
+        <w:t>В.2а Приём данных на Go 1.27</w:t>
+      </w:r>
+    </w:p>
+    <w:p>
+      <w:pPr>
+        <w:spacing w:before="0" w:after="80" w:line="276" w:lineRule="auto"/>
+        <w:jc w:val="left"/>
+      </w:pPr>
+      <w:r>
+        <w:rPr>
+          <w:rFonts w:ascii="Times New Roman" w:hAnsi="Times New Roman" w:cs="Times New Roman" w:eastAsia="Times New Roman"/>
+        </w:rPr>
+        <w:t xml:space="preserve">Версии закреплены в </w:t>
+      </w:r>
+      <w:r>
+        <w:rPr>
+          <w:rFonts w:ascii="Consolas" w:hAnsi="Consolas" w:cs="Consolas" w:eastAsia="Consolas"/>
+          <w:sz w:val="22"/>
+        </w:rPr>
+        <w:t>docs/backend/funnel/go.mod</w:t>
+      </w:r>
+      <w:r>
+        <w:rPr>
+          <w:rFonts w:ascii="Times New Roman" w:hAnsi="Times New Roman" w:cs="Times New Roman" w:eastAsia="Times New Roman"/>
+        </w:rPr>
+        <w:t xml:space="preserve"> и </w:t>
+      </w:r>
+      <w:r>
+        <w:rPr>
+          <w:rFonts w:ascii="Consolas" w:hAnsi="Consolas" w:cs="Consolas" w:eastAsia="Consolas"/>
+          <w:sz w:val="22"/>
+        </w:rPr>
+        <w:t>go.sum</w:t>
+      </w:r>
+      <w:r>
+        <w:rPr>
+          <w:rFonts w:ascii="Times New Roman" w:hAnsi="Times New Roman" w:cs="Times New Roman" w:eastAsia="Times New Roman"/>
+        </w:rPr>
+        <w:t>.</w:t>
       </w:r>
     </w:p>
     <w:tbl>
@@ -20887,7 +20971,7 @@
                 <w:b/>
                 <w:sz w:val="20"/>
               </w:rPr>
-              <w:t>компонент</w:t>
+              <w:t>модуль</w:t>
             </w:r>
           </w:p>
         </w:tc>
@@ -20944,7 +21028,7 @@
                 <w:b/>
                 <w:sz w:val="20"/>
               </w:rPr>
-              <w:t>замечание</w:t>
+              <w:t>зачем</w:t>
             </w:r>
           </w:p>
         </w:tc>
@@ -20963,7 +21047,21 @@
                 <w:rFonts w:ascii="Times New Roman" w:hAnsi="Times New Roman" w:cs="Times New Roman" w:eastAsia="Times New Roman"/>
                 <w:sz w:val="20"/>
               </w:rPr>
-              <w:t>Apache Kafka</w:t>
+              <w:t>franz-go (</w:t>
+            </w:r>
+            <w:r>
+              <w:rPr>
+                <w:rFonts w:ascii="Consolas" w:hAnsi="Consolas" w:cs="Consolas" w:eastAsia="Consolas"/>
+                <w:sz w:val="18"/>
+              </w:rPr>
+              <w:t>github.com/twmb/franz-go</w:t>
+            </w:r>
+            <w:r>
+              <w:rPr>
+                <w:rFonts w:ascii="Times New Roman" w:hAnsi="Times New Roman" w:cs="Times New Roman" w:eastAsia="Times New Roman"/>
+                <w:sz w:val="20"/>
+              </w:rPr>
+              <w:t>)</w:t>
             </w:r>
           </w:p>
         </w:tc>
@@ -20980,7 +21078,7 @@
                 <w:rFonts w:ascii="Times New Roman" w:hAnsi="Times New Roman" w:cs="Times New Roman" w:eastAsia="Times New Roman"/>
                 <w:sz w:val="20"/>
               </w:rPr>
-              <w:t>4.0.0</w:t>
+              <w:t>1.22.0, kmsg 1.14.0</w:t>
             </w:r>
           </w:p>
         </w:tc>
@@ -20997,7 +21095,7 @@
                 <w:rFonts w:ascii="Times New Roman" w:hAnsi="Times New Roman" w:cs="Times New Roman" w:eastAsia="Times New Roman"/>
                 <w:sz w:val="20"/>
               </w:rPr>
-              <w:t>Apache-2.0</w:t>
+              <w:t>BSD-3-Clause</w:t>
             </w:r>
           </w:p>
         </w:tc>
@@ -21009,6 +21107,13 @@
             <w:pPr>
               <w:spacing w:before="0" w:after="0" w:line="240" w:lineRule="auto"/>
             </w:pPr>
+            <w:r>
+              <w:rPr>
+                <w:rFonts w:ascii="Times New Roman" w:hAnsi="Times New Roman" w:cs="Times New Roman" w:eastAsia="Times New Roman"/>
+                <w:sz w:val="20"/>
+              </w:rPr>
+              <w:t>запись в Kafka</w:t>
+            </w:r>
           </w:p>
         </w:tc>
       </w:tr>
@@ -21026,7 +21131,7 @@
                 <w:rFonts w:ascii="Times New Roman" w:hAnsi="Times New Roman" w:cs="Times New Roman" w:eastAsia="Times New Roman"/>
                 <w:sz w:val="20"/>
               </w:rPr>
-              <w:t>RabbitMQ</w:t>
+              <w:t>golang-jwt</w:t>
             </w:r>
           </w:p>
         </w:tc>
@@ -21043,7 +21148,7 @@
                 <w:rFonts w:ascii="Times New Roman" w:hAnsi="Times New Roman" w:cs="Times New Roman" w:eastAsia="Times New Roman"/>
                 <w:sz w:val="20"/>
               </w:rPr>
-              <w:t>4.1 (management-alpine)</w:t>
+              <w:t>5.3.1</w:t>
             </w:r>
           </w:p>
         </w:tc>
@@ -21060,7 +21165,7 @@
                 <w:rFonts w:ascii="Times New Roman" w:hAnsi="Times New Roman" w:cs="Times New Roman" w:eastAsia="Times New Roman"/>
                 <w:sz w:val="20"/>
               </w:rPr>
-              <w:t>MPL-2.0</w:t>
+              <w:t>MIT</w:t>
             </w:r>
           </w:p>
         </w:tc>
@@ -21072,6 +21177,13 @@
             <w:pPr>
               <w:spacing w:before="0" w:after="0" w:line="240" w:lineRule="auto"/>
             </w:pPr>
+            <w:r>
+              <w:rPr>
+                <w:rFonts w:ascii="Times New Roman" w:hAnsi="Times New Roman" w:cs="Times New Roman" w:eastAsia="Times New Roman"/>
+                <w:sz w:val="20"/>
+              </w:rPr>
+              <w:t>проверка токенов RS256</w:t>
+            </w:r>
           </w:p>
         </w:tc>
       </w:tr>
@@ -21089,7 +21201,7 @@
                 <w:rFonts w:ascii="Times New Roman" w:hAnsi="Times New Roman" w:cs="Times New Roman" w:eastAsia="Times New Roman"/>
                 <w:sz w:val="20"/>
               </w:rPr>
-              <w:t>Redis</w:t>
+              <w:t>go-redis</w:t>
             </w:r>
           </w:p>
         </w:tc>
@@ -21106,7 +21218,7 @@
                 <w:rFonts w:ascii="Times New Roman" w:hAnsi="Times New Roman" w:cs="Times New Roman" w:eastAsia="Times New Roman"/>
                 <w:sz w:val="20"/>
               </w:rPr>
-              <w:t>7 (alpine)</w:t>
+              <w:t>9.22.0</w:t>
             </w:r>
           </w:p>
         </w:tc>
@@ -21123,7 +21235,7 @@
                 <w:rFonts w:ascii="Times New Roman" w:hAnsi="Times New Roman" w:cs="Times New Roman" w:eastAsia="Times New Roman"/>
                 <w:sz w:val="20"/>
               </w:rPr>
-              <w:t>с 7.4 — RSALv2 / SSPLv1</w:t>
+              <w:t>BSD-2-Clause</w:t>
             </w:r>
           </w:p>
         </w:tc>
@@ -21140,7 +21252,7 @@
                 <w:rFonts w:ascii="Times New Roman" w:hAnsi="Times New Roman" w:cs="Times New Roman" w:eastAsia="Times New Roman"/>
                 <w:sz w:val="20"/>
               </w:rPr>
-              <w:t>тег плавающий. Свободная замена с тем же протоколом — Valkey (BSD-3-Clause)</w:t>
+              <w:t>поток аудита</w:t>
             </w:r>
           </w:p>
         </w:tc>
@@ -21159,7 +21271,7 @@
                 <w:rFonts w:ascii="Times New Roman" w:hAnsi="Times New Roman" w:cs="Times New Roman" w:eastAsia="Times New Roman"/>
                 <w:sz w:val="20"/>
               </w:rPr>
-              <w:t>HashiCorp Vault</w:t>
+              <w:t>klauspost/compress</w:t>
             </w:r>
           </w:p>
         </w:tc>
@@ -21193,7 +21305,7 @@
                 <w:rFonts w:ascii="Times New Roman" w:hAnsi="Times New Roman" w:cs="Times New Roman" w:eastAsia="Times New Roman"/>
                 <w:sz w:val="20"/>
               </w:rPr>
-              <w:t>BUSL-1.1</w:t>
+              <w:t>BSD-3-Clause</w:t>
             </w:r>
           </w:p>
         </w:tc>
@@ -21210,7 +21322,7 @@
                 <w:rFonts w:ascii="Times New Roman" w:hAnsi="Times New Roman" w:cs="Times New Roman" w:eastAsia="Times New Roman"/>
                 <w:sz w:val="20"/>
               </w:rPr>
-              <w:t>внутреннее использование разрешено. Свободная замена с тем же API — OpenBao (MPL-2.0)</w:t>
+              <w:t>через franz-go</w:t>
             </w:r>
           </w:p>
         </w:tc>
@@ -21229,7 +21341,7 @@
                 <w:rFonts w:ascii="Times New Roman" w:hAnsi="Times New Roman" w:cs="Times New Roman" w:eastAsia="Times New Roman"/>
                 <w:sz w:val="20"/>
               </w:rPr>
-              <w:t>PostgreSQL</w:t>
+              <w:t>pierrec/lz4</w:t>
             </w:r>
           </w:p>
         </w:tc>
@@ -21246,7 +21358,7 @@
                 <w:rFonts w:ascii="Times New Roman" w:hAnsi="Times New Roman" w:cs="Times New Roman" w:eastAsia="Times New Roman"/>
                 <w:sz w:val="20"/>
               </w:rPr>
-              <w:t>16</w:t>
+              <w:t>4.1.30</w:t>
             </w:r>
           </w:p>
         </w:tc>
@@ -21263,7 +21375,7 @@
                 <w:rFonts w:ascii="Times New Roman" w:hAnsi="Times New Roman" w:cs="Times New Roman" w:eastAsia="Times New Roman"/>
                 <w:sz w:val="20"/>
               </w:rPr>
-              <w:t>PostgreSQL License</w:t>
+              <w:t>BSD-3-Clause</w:t>
             </w:r>
           </w:p>
         </w:tc>
@@ -21280,7 +21392,7 @@
                 <w:rFonts w:ascii="Times New Roman" w:hAnsi="Times New Roman" w:cs="Times New Roman" w:eastAsia="Times New Roman"/>
                 <w:sz w:val="20"/>
               </w:rPr>
-              <w:t>ТЗ: 12 и выше</w:t>
+              <w:t>сжатие lz4, через franz-go</w:t>
             </w:r>
           </w:p>
         </w:tc>
@@ -21299,7 +21411,7 @@
                 <w:rFonts w:ascii="Times New Roman" w:hAnsi="Times New Roman" w:cs="Times New Roman" w:eastAsia="Times New Roman"/>
                 <w:sz w:val="20"/>
               </w:rPr>
-              <w:t>nginx</w:t>
+              <w:t>cespare/xxhash</w:t>
             </w:r>
           </w:p>
         </w:tc>
@@ -21316,7 +21428,7 @@
                 <w:rFonts w:ascii="Times New Roman" w:hAnsi="Times New Roman" w:cs="Times New Roman" w:eastAsia="Times New Roman"/>
                 <w:sz w:val="20"/>
               </w:rPr>
-              <w:t>1.29 (alpine)</w:t>
+              <w:t>2.3.0</w:t>
             </w:r>
           </w:p>
         </w:tc>
@@ -21333,7 +21445,7 @@
                 <w:rFonts w:ascii="Times New Roman" w:hAnsi="Times New Roman" w:cs="Times New Roman" w:eastAsia="Times New Roman"/>
                 <w:sz w:val="20"/>
               </w:rPr>
-              <w:t>BSD-2-Clause</w:t>
+              <w:t>MIT</w:t>
             </w:r>
           </w:p>
         </w:tc>
@@ -21345,6 +21457,13 @@
             <w:pPr>
               <w:spacing w:before="0" w:after="0" w:line="240" w:lineRule="auto"/>
             </w:pPr>
+            <w:r>
+              <w:rPr>
+                <w:rFonts w:ascii="Times New Roman" w:hAnsi="Times New Roman" w:cs="Times New Roman" w:eastAsia="Times New Roman"/>
+                <w:sz w:val="20"/>
+              </w:rPr>
+              <w:t>через go-redis</w:t>
+            </w:r>
           </w:p>
         </w:tc>
       </w:tr>
@@ -21362,7 +21481,7 @@
                 <w:rFonts w:ascii="Times New Roman" w:hAnsi="Times New Roman" w:cs="Times New Roman" w:eastAsia="Times New Roman"/>
                 <w:sz w:val="20"/>
               </w:rPr>
-              <w:t>Samba AD</w:t>
+              <w:t>go.uber.org/atomic</w:t>
             </w:r>
           </w:p>
         </w:tc>
@@ -21379,7 +21498,7 @@
                 <w:rFonts w:ascii="Times New Roman" w:hAnsi="Times New Roman" w:cs="Times New Roman" w:eastAsia="Times New Roman"/>
                 <w:sz w:val="20"/>
               </w:rPr>
-              <w:t>на Debian 13</w:t>
+              <w:t>1.11.0</w:t>
             </w:r>
           </w:p>
         </w:tc>
@@ -21396,7 +21515,7 @@
                 <w:rFonts w:ascii="Times New Roman" w:hAnsi="Times New Roman" w:cs="Times New Roman" w:eastAsia="Times New Roman"/>
                 <w:sz w:val="20"/>
               </w:rPr>
-              <w:t>GPL-3.0</w:t>
+              <w:t>MIT</w:t>
             </w:r>
           </w:p>
         </w:tc>
@@ -21413,7 +21532,7 @@
                 <w:rFonts w:ascii="Times New Roman" w:hAnsi="Times New Roman" w:cs="Times New Roman" w:eastAsia="Times New Roman"/>
                 <w:sz w:val="20"/>
               </w:rPr>
-              <w:t>каталог LDAP/AD</w:t>
+              <w:t>через go-redis</w:t>
             </w:r>
           </w:p>
         </w:tc>
@@ -21432,6 +21551,654 @@
                 <w:rFonts w:ascii="Times New Roman" w:hAnsi="Times New Roman" w:cs="Times New Roman" w:eastAsia="Times New Roman"/>
                 <w:sz w:val="20"/>
               </w:rPr>
+              <w:t>golang.org/x/sys</w:t>
+            </w:r>
+          </w:p>
+        </w:tc>
+        <w:tc>
+          <w:tcPr>
+            <w:tcW w:type="dxa" w:w="2410"/>
+          </w:tcPr>
+          <w:p>
+            <w:pPr>
+              <w:spacing w:before="0" w:after="0" w:line="240" w:lineRule="auto"/>
+            </w:pPr>
+            <w:r>
+              <w:rPr>
+                <w:rFonts w:ascii="Times New Roman" w:hAnsi="Times New Roman" w:cs="Times New Roman" w:eastAsia="Times New Roman"/>
+                <w:sz w:val="20"/>
+              </w:rPr>
+              <w:t>0.30.0</w:t>
+            </w:r>
+          </w:p>
+        </w:tc>
+        <w:tc>
+          <w:tcPr>
+            <w:tcW w:type="dxa" w:w="2410"/>
+          </w:tcPr>
+          <w:p>
+            <w:pPr>
+              <w:spacing w:before="0" w:after="0" w:line="240" w:lineRule="auto"/>
+            </w:pPr>
+            <w:r>
+              <w:rPr>
+                <w:rFonts w:ascii="Times New Roman" w:hAnsi="Times New Roman" w:cs="Times New Roman" w:eastAsia="Times New Roman"/>
+                <w:sz w:val="20"/>
+              </w:rPr>
+              <w:t>BSD-3-Clause</w:t>
+            </w:r>
+          </w:p>
+        </w:tc>
+        <w:tc>
+          <w:tcPr>
+            <w:tcW w:type="dxa" w:w="2410"/>
+          </w:tcPr>
+          <w:p>
+            <w:pPr>
+              <w:spacing w:before="0" w:after="0" w:line="240" w:lineRule="auto"/>
+            </w:pPr>
+            <w:r>
+              <w:rPr>
+                <w:rFonts w:ascii="Times New Roman" w:hAnsi="Times New Roman" w:cs="Times New Roman" w:eastAsia="Times New Roman"/>
+                <w:sz w:val="20"/>
+              </w:rPr>
+              <w:t>через go-redis</w:t>
+            </w:r>
+          </w:p>
+        </w:tc>
+      </w:tr>
+    </w:tbl>
+    <w:p>
+      <w:pPr>
+        <w:spacing w:after="40"/>
+      </w:pPr>
+    </w:p>
+    <w:p>
+      <w:pPr>
+        <w:pStyle w:val="Heading3"/>
+        <w:spacing w:before="160" w:after="120" w:line="276" w:lineRule="auto"/>
+      </w:pPr>
+      <w:r>
+        <w:rPr>
+          <w:rFonts w:ascii="Times New Roman" w:hAnsi="Times New Roman" w:cs="Times New Roman" w:eastAsia="Times New Roman"/>
+        </w:rPr>
+        <w:t>В.3 Инфраструктура</w:t>
+      </w:r>
+    </w:p>
+    <w:tbl>
+      <w:tblPr>
+        <w:tblStyle w:val="TableGrid"/>
+        <w:tblW w:type="auto" w:w="0"/>
+        <w:jc w:val="center"/>
+        <w:tblLook w:firstColumn="1" w:firstRow="1" w:lastColumn="0" w:lastRow="0" w:noHBand="0" w:noVBand="1" w:val="04A0"/>
+      </w:tblPr>
+      <w:tblGrid>
+        <w:gridCol w:w="2410"/>
+        <w:gridCol w:w="2410"/>
+        <w:gridCol w:w="2410"/>
+        <w:gridCol w:w="2410"/>
+      </w:tblGrid>
+      <w:tr>
+        <w:tc>
+          <w:tcPr>
+            <w:tcW w:type="dxa" w:w="2410"/>
+            <w:shd w:val="clear" w:color="auto" w:fill="E7EBF0"/>
+          </w:tcPr>
+          <w:p>
+            <w:pPr>
+              <w:spacing w:before="0" w:after="0" w:line="240" w:lineRule="auto"/>
+            </w:pPr>
+            <w:r>
+              <w:rPr>
+                <w:rFonts w:ascii="Times New Roman" w:hAnsi="Times New Roman" w:cs="Times New Roman" w:eastAsia="Times New Roman"/>
+                <w:b/>
+                <w:sz w:val="20"/>
+              </w:rPr>
+              <w:t>компонент</w:t>
+            </w:r>
+          </w:p>
+        </w:tc>
+        <w:tc>
+          <w:tcPr>
+            <w:tcW w:type="dxa" w:w="2410"/>
+            <w:shd w:val="clear" w:color="auto" w:fill="E7EBF0"/>
+          </w:tcPr>
+          <w:p>
+            <w:pPr>
+              <w:spacing w:before="0" w:after="0" w:line="240" w:lineRule="auto"/>
+            </w:pPr>
+            <w:r>
+              <w:rPr>
+                <w:rFonts w:ascii="Times New Roman" w:hAnsi="Times New Roman" w:cs="Times New Roman" w:eastAsia="Times New Roman"/>
+                <w:b/>
+                <w:sz w:val="20"/>
+              </w:rPr>
+              <w:t>версия</w:t>
+            </w:r>
+          </w:p>
+        </w:tc>
+        <w:tc>
+          <w:tcPr>
+            <w:tcW w:type="dxa" w:w="2410"/>
+            <w:shd w:val="clear" w:color="auto" w:fill="E7EBF0"/>
+          </w:tcPr>
+          <w:p>
+            <w:pPr>
+              <w:spacing w:before="0" w:after="0" w:line="240" w:lineRule="auto"/>
+            </w:pPr>
+            <w:r>
+              <w:rPr>
+                <w:rFonts w:ascii="Times New Roman" w:hAnsi="Times New Roman" w:cs="Times New Roman" w:eastAsia="Times New Roman"/>
+                <w:b/>
+                <w:sz w:val="20"/>
+              </w:rPr>
+              <w:t>лицензия</w:t>
+            </w:r>
+          </w:p>
+        </w:tc>
+        <w:tc>
+          <w:tcPr>
+            <w:tcW w:type="dxa" w:w="2410"/>
+            <w:shd w:val="clear" w:color="auto" w:fill="E7EBF0"/>
+          </w:tcPr>
+          <w:p>
+            <w:pPr>
+              <w:spacing w:before="0" w:after="0" w:line="240" w:lineRule="auto"/>
+            </w:pPr>
+            <w:r>
+              <w:rPr>
+                <w:rFonts w:ascii="Times New Roman" w:hAnsi="Times New Roman" w:cs="Times New Roman" w:eastAsia="Times New Roman"/>
+                <w:b/>
+                <w:sz w:val="20"/>
+              </w:rPr>
+              <w:t>замечание</w:t>
+            </w:r>
+          </w:p>
+        </w:tc>
+      </w:tr>
+      <w:tr>
+        <w:tc>
+          <w:tcPr>
+            <w:tcW w:type="dxa" w:w="2410"/>
+          </w:tcPr>
+          <w:p>
+            <w:pPr>
+              <w:spacing w:before="0" w:after="0" w:line="240" w:lineRule="auto"/>
+            </w:pPr>
+            <w:r>
+              <w:rPr>
+                <w:rFonts w:ascii="Times New Roman" w:hAnsi="Times New Roman" w:cs="Times New Roman" w:eastAsia="Times New Roman"/>
+                <w:sz w:val="20"/>
+              </w:rPr>
+              <w:t>Apache Kafka</w:t>
+            </w:r>
+          </w:p>
+        </w:tc>
+        <w:tc>
+          <w:tcPr>
+            <w:tcW w:type="dxa" w:w="2410"/>
+          </w:tcPr>
+          <w:p>
+            <w:pPr>
+              <w:spacing w:before="0" w:after="0" w:line="240" w:lineRule="auto"/>
+            </w:pPr>
+            <w:r>
+              <w:rPr>
+                <w:rFonts w:ascii="Times New Roman" w:hAnsi="Times New Roman" w:cs="Times New Roman" w:eastAsia="Times New Roman"/>
+                <w:sz w:val="20"/>
+              </w:rPr>
+              <w:t>4.0.0</w:t>
+            </w:r>
+          </w:p>
+        </w:tc>
+        <w:tc>
+          <w:tcPr>
+            <w:tcW w:type="dxa" w:w="2410"/>
+          </w:tcPr>
+          <w:p>
+            <w:pPr>
+              <w:spacing w:before="0" w:after="0" w:line="240" w:lineRule="auto"/>
+            </w:pPr>
+            <w:r>
+              <w:rPr>
+                <w:rFonts w:ascii="Times New Roman" w:hAnsi="Times New Roman" w:cs="Times New Roman" w:eastAsia="Times New Roman"/>
+                <w:sz w:val="20"/>
+              </w:rPr>
+              <w:t>Apache-2.0</w:t>
+            </w:r>
+          </w:p>
+        </w:tc>
+        <w:tc>
+          <w:tcPr>
+            <w:tcW w:type="dxa" w:w="2410"/>
+          </w:tcPr>
+          <w:p>
+            <w:pPr>
+              <w:spacing w:before="0" w:after="0" w:line="240" w:lineRule="auto"/>
+            </w:pPr>
+          </w:p>
+        </w:tc>
+      </w:tr>
+      <w:tr>
+        <w:tc>
+          <w:tcPr>
+            <w:tcW w:type="dxa" w:w="2410"/>
+          </w:tcPr>
+          <w:p>
+            <w:pPr>
+              <w:spacing w:before="0" w:after="0" w:line="240" w:lineRule="auto"/>
+            </w:pPr>
+            <w:r>
+              <w:rPr>
+                <w:rFonts w:ascii="Times New Roman" w:hAnsi="Times New Roman" w:cs="Times New Roman" w:eastAsia="Times New Roman"/>
+                <w:sz w:val="20"/>
+              </w:rPr>
+              <w:t>RabbitMQ</w:t>
+            </w:r>
+          </w:p>
+        </w:tc>
+        <w:tc>
+          <w:tcPr>
+            <w:tcW w:type="dxa" w:w="2410"/>
+          </w:tcPr>
+          <w:p>
+            <w:pPr>
+              <w:spacing w:before="0" w:after="0" w:line="240" w:lineRule="auto"/>
+            </w:pPr>
+            <w:r>
+              <w:rPr>
+                <w:rFonts w:ascii="Times New Roman" w:hAnsi="Times New Roman" w:cs="Times New Roman" w:eastAsia="Times New Roman"/>
+                <w:sz w:val="20"/>
+              </w:rPr>
+              <w:t>4.1 (management-alpine)</w:t>
+            </w:r>
+          </w:p>
+        </w:tc>
+        <w:tc>
+          <w:tcPr>
+            <w:tcW w:type="dxa" w:w="2410"/>
+          </w:tcPr>
+          <w:p>
+            <w:pPr>
+              <w:spacing w:before="0" w:after="0" w:line="240" w:lineRule="auto"/>
+            </w:pPr>
+            <w:r>
+              <w:rPr>
+                <w:rFonts w:ascii="Times New Roman" w:hAnsi="Times New Roman" w:cs="Times New Roman" w:eastAsia="Times New Roman"/>
+                <w:sz w:val="20"/>
+              </w:rPr>
+              <w:t>MPL-2.0</w:t>
+            </w:r>
+          </w:p>
+        </w:tc>
+        <w:tc>
+          <w:tcPr>
+            <w:tcW w:type="dxa" w:w="2410"/>
+          </w:tcPr>
+          <w:p>
+            <w:pPr>
+              <w:spacing w:before="0" w:after="0" w:line="240" w:lineRule="auto"/>
+            </w:pPr>
+          </w:p>
+        </w:tc>
+      </w:tr>
+      <w:tr>
+        <w:tc>
+          <w:tcPr>
+            <w:tcW w:type="dxa" w:w="2410"/>
+          </w:tcPr>
+          <w:p>
+            <w:pPr>
+              <w:spacing w:before="0" w:after="0" w:line="240" w:lineRule="auto"/>
+            </w:pPr>
+            <w:r>
+              <w:rPr>
+                <w:rFonts w:ascii="Times New Roman" w:hAnsi="Times New Roman" w:cs="Times New Roman" w:eastAsia="Times New Roman"/>
+                <w:sz w:val="20"/>
+              </w:rPr>
+              <w:t>Redis</w:t>
+            </w:r>
+          </w:p>
+        </w:tc>
+        <w:tc>
+          <w:tcPr>
+            <w:tcW w:type="dxa" w:w="2410"/>
+          </w:tcPr>
+          <w:p>
+            <w:pPr>
+              <w:spacing w:before="0" w:after="0" w:line="240" w:lineRule="auto"/>
+            </w:pPr>
+            <w:r>
+              <w:rPr>
+                <w:rFonts w:ascii="Times New Roman" w:hAnsi="Times New Roman" w:cs="Times New Roman" w:eastAsia="Times New Roman"/>
+                <w:sz w:val="20"/>
+              </w:rPr>
+              <w:t>7 (alpine)</w:t>
+            </w:r>
+          </w:p>
+        </w:tc>
+        <w:tc>
+          <w:tcPr>
+            <w:tcW w:type="dxa" w:w="2410"/>
+          </w:tcPr>
+          <w:p>
+            <w:pPr>
+              <w:spacing w:before="0" w:after="0" w:line="240" w:lineRule="auto"/>
+            </w:pPr>
+            <w:r>
+              <w:rPr>
+                <w:rFonts w:ascii="Times New Roman" w:hAnsi="Times New Roman" w:cs="Times New Roman" w:eastAsia="Times New Roman"/>
+                <w:sz w:val="20"/>
+              </w:rPr>
+              <w:t>с 7.4 — RSALv2 / SSPLv1</w:t>
+            </w:r>
+          </w:p>
+        </w:tc>
+        <w:tc>
+          <w:tcPr>
+            <w:tcW w:type="dxa" w:w="2410"/>
+          </w:tcPr>
+          <w:p>
+            <w:pPr>
+              <w:spacing w:before="0" w:after="0" w:line="240" w:lineRule="auto"/>
+            </w:pPr>
+            <w:r>
+              <w:rPr>
+                <w:rFonts w:ascii="Times New Roman" w:hAnsi="Times New Roman" w:cs="Times New Roman" w:eastAsia="Times New Roman"/>
+                <w:sz w:val="20"/>
+              </w:rPr>
+              <w:t>тег плавающий. Свободная замена с тем же протоколом — Valkey (BSD-3-Clause)</w:t>
+            </w:r>
+          </w:p>
+        </w:tc>
+      </w:tr>
+      <w:tr>
+        <w:tc>
+          <w:tcPr>
+            <w:tcW w:type="dxa" w:w="2410"/>
+          </w:tcPr>
+          <w:p>
+            <w:pPr>
+              <w:spacing w:before="0" w:after="0" w:line="240" w:lineRule="auto"/>
+            </w:pPr>
+            <w:r>
+              <w:rPr>
+                <w:rFonts w:ascii="Times New Roman" w:hAnsi="Times New Roman" w:cs="Times New Roman" w:eastAsia="Times New Roman"/>
+                <w:sz w:val="20"/>
+              </w:rPr>
+              <w:t>HashiCorp Vault</w:t>
+            </w:r>
+          </w:p>
+        </w:tc>
+        <w:tc>
+          <w:tcPr>
+            <w:tcW w:type="dxa" w:w="2410"/>
+          </w:tcPr>
+          <w:p>
+            <w:pPr>
+              <w:spacing w:before="0" w:after="0" w:line="240" w:lineRule="auto"/>
+            </w:pPr>
+            <w:r>
+              <w:rPr>
+                <w:rFonts w:ascii="Times New Roman" w:hAnsi="Times New Roman" w:cs="Times New Roman" w:eastAsia="Times New Roman"/>
+                <w:sz w:val="20"/>
+              </w:rPr>
+              <w:t>1.20.0</w:t>
+            </w:r>
+          </w:p>
+        </w:tc>
+        <w:tc>
+          <w:tcPr>
+            <w:tcW w:type="dxa" w:w="2410"/>
+          </w:tcPr>
+          <w:p>
+            <w:pPr>
+              <w:spacing w:before="0" w:after="0" w:line="240" w:lineRule="auto"/>
+            </w:pPr>
+            <w:r>
+              <w:rPr>
+                <w:rFonts w:ascii="Times New Roman" w:hAnsi="Times New Roman" w:cs="Times New Roman" w:eastAsia="Times New Roman"/>
+                <w:sz w:val="20"/>
+              </w:rPr>
+              <w:t>BUSL-1.1</w:t>
+            </w:r>
+          </w:p>
+        </w:tc>
+        <w:tc>
+          <w:tcPr>
+            <w:tcW w:type="dxa" w:w="2410"/>
+          </w:tcPr>
+          <w:p>
+            <w:pPr>
+              <w:spacing w:before="0" w:after="0" w:line="240" w:lineRule="auto"/>
+            </w:pPr>
+            <w:r>
+              <w:rPr>
+                <w:rFonts w:ascii="Times New Roman" w:hAnsi="Times New Roman" w:cs="Times New Roman" w:eastAsia="Times New Roman"/>
+                <w:sz w:val="20"/>
+              </w:rPr>
+              <w:t>внутреннее использование разрешено. Свободная замена с тем же API — OpenBao (MPL-2.0)</w:t>
+            </w:r>
+          </w:p>
+        </w:tc>
+      </w:tr>
+      <w:tr>
+        <w:tc>
+          <w:tcPr>
+            <w:tcW w:type="dxa" w:w="2410"/>
+          </w:tcPr>
+          <w:p>
+            <w:pPr>
+              <w:spacing w:before="0" w:after="0" w:line="240" w:lineRule="auto"/>
+            </w:pPr>
+            <w:r>
+              <w:rPr>
+                <w:rFonts w:ascii="Times New Roman" w:hAnsi="Times New Roman" w:cs="Times New Roman" w:eastAsia="Times New Roman"/>
+                <w:sz w:val="20"/>
+              </w:rPr>
+              <w:t>PostgreSQL</w:t>
+            </w:r>
+          </w:p>
+        </w:tc>
+        <w:tc>
+          <w:tcPr>
+            <w:tcW w:type="dxa" w:w="2410"/>
+          </w:tcPr>
+          <w:p>
+            <w:pPr>
+              <w:spacing w:before="0" w:after="0" w:line="240" w:lineRule="auto"/>
+            </w:pPr>
+            <w:r>
+              <w:rPr>
+                <w:rFonts w:ascii="Times New Roman" w:hAnsi="Times New Roman" w:cs="Times New Roman" w:eastAsia="Times New Roman"/>
+                <w:sz w:val="20"/>
+              </w:rPr>
+              <w:t>16</w:t>
+            </w:r>
+          </w:p>
+        </w:tc>
+        <w:tc>
+          <w:tcPr>
+            <w:tcW w:type="dxa" w:w="2410"/>
+          </w:tcPr>
+          <w:p>
+            <w:pPr>
+              <w:spacing w:before="0" w:after="0" w:line="240" w:lineRule="auto"/>
+            </w:pPr>
+            <w:r>
+              <w:rPr>
+                <w:rFonts w:ascii="Times New Roman" w:hAnsi="Times New Roman" w:cs="Times New Roman" w:eastAsia="Times New Roman"/>
+                <w:sz w:val="20"/>
+              </w:rPr>
+              <w:t>PostgreSQL License</w:t>
+            </w:r>
+          </w:p>
+        </w:tc>
+        <w:tc>
+          <w:tcPr>
+            <w:tcW w:type="dxa" w:w="2410"/>
+          </w:tcPr>
+          <w:p>
+            <w:pPr>
+              <w:spacing w:before="0" w:after="0" w:line="240" w:lineRule="auto"/>
+            </w:pPr>
+            <w:r>
+              <w:rPr>
+                <w:rFonts w:ascii="Times New Roman" w:hAnsi="Times New Roman" w:cs="Times New Roman" w:eastAsia="Times New Roman"/>
+                <w:sz w:val="20"/>
+              </w:rPr>
+              <w:t>ТЗ: 12 и выше</w:t>
+            </w:r>
+          </w:p>
+        </w:tc>
+      </w:tr>
+      <w:tr>
+        <w:tc>
+          <w:tcPr>
+            <w:tcW w:type="dxa" w:w="2410"/>
+          </w:tcPr>
+          <w:p>
+            <w:pPr>
+              <w:spacing w:before="0" w:after="0" w:line="240" w:lineRule="auto"/>
+            </w:pPr>
+            <w:r>
+              <w:rPr>
+                <w:rFonts w:ascii="Times New Roman" w:hAnsi="Times New Roman" w:cs="Times New Roman" w:eastAsia="Times New Roman"/>
+                <w:sz w:val="20"/>
+              </w:rPr>
+              <w:t>nginx</w:t>
+            </w:r>
+          </w:p>
+        </w:tc>
+        <w:tc>
+          <w:tcPr>
+            <w:tcW w:type="dxa" w:w="2410"/>
+          </w:tcPr>
+          <w:p>
+            <w:pPr>
+              <w:spacing w:before="0" w:after="0" w:line="240" w:lineRule="auto"/>
+            </w:pPr>
+            <w:r>
+              <w:rPr>
+                <w:rFonts w:ascii="Times New Roman" w:hAnsi="Times New Roman" w:cs="Times New Roman" w:eastAsia="Times New Roman"/>
+                <w:sz w:val="20"/>
+              </w:rPr>
+              <w:t>1.29 (alpine)</w:t>
+            </w:r>
+          </w:p>
+        </w:tc>
+        <w:tc>
+          <w:tcPr>
+            <w:tcW w:type="dxa" w:w="2410"/>
+          </w:tcPr>
+          <w:p>
+            <w:pPr>
+              <w:spacing w:before="0" w:after="0" w:line="240" w:lineRule="auto"/>
+            </w:pPr>
+            <w:r>
+              <w:rPr>
+                <w:rFonts w:ascii="Times New Roman" w:hAnsi="Times New Roman" w:cs="Times New Roman" w:eastAsia="Times New Roman"/>
+                <w:sz w:val="20"/>
+              </w:rPr>
+              <w:t>BSD-2-Clause</w:t>
+            </w:r>
+          </w:p>
+        </w:tc>
+        <w:tc>
+          <w:tcPr>
+            <w:tcW w:type="dxa" w:w="2410"/>
+          </w:tcPr>
+          <w:p>
+            <w:pPr>
+              <w:spacing w:before="0" w:after="0" w:line="240" w:lineRule="auto"/>
+            </w:pPr>
+          </w:p>
+        </w:tc>
+      </w:tr>
+      <w:tr>
+        <w:tc>
+          <w:tcPr>
+            <w:tcW w:type="dxa" w:w="2410"/>
+          </w:tcPr>
+          <w:p>
+            <w:pPr>
+              <w:spacing w:before="0" w:after="0" w:line="240" w:lineRule="auto"/>
+            </w:pPr>
+            <w:r>
+              <w:rPr>
+                <w:rFonts w:ascii="Times New Roman" w:hAnsi="Times New Roman" w:cs="Times New Roman" w:eastAsia="Times New Roman"/>
+                <w:sz w:val="20"/>
+              </w:rPr>
+              <w:t>Samba AD</w:t>
+            </w:r>
+          </w:p>
+        </w:tc>
+        <w:tc>
+          <w:tcPr>
+            <w:tcW w:type="dxa" w:w="2410"/>
+          </w:tcPr>
+          <w:p>
+            <w:pPr>
+              <w:spacing w:before="0" w:after="0" w:line="240" w:lineRule="auto"/>
+            </w:pPr>
+            <w:r>
+              <w:rPr>
+                <w:rFonts w:ascii="Times New Roman" w:hAnsi="Times New Roman" w:cs="Times New Roman" w:eastAsia="Times New Roman"/>
+                <w:sz w:val="20"/>
+              </w:rPr>
+              <w:t>на Debian 13</w:t>
+            </w:r>
+          </w:p>
+        </w:tc>
+        <w:tc>
+          <w:tcPr>
+            <w:tcW w:type="dxa" w:w="2410"/>
+          </w:tcPr>
+          <w:p>
+            <w:pPr>
+              <w:spacing w:before="0" w:after="0" w:line="240" w:lineRule="auto"/>
+            </w:pPr>
+            <w:r>
+              <w:rPr>
+                <w:rFonts w:ascii="Times New Roman" w:hAnsi="Times New Roman" w:cs="Times New Roman" w:eastAsia="Times New Roman"/>
+                <w:sz w:val="20"/>
+              </w:rPr>
+              <w:t>GPL-3.0</w:t>
+            </w:r>
+          </w:p>
+        </w:tc>
+        <w:tc>
+          <w:tcPr>
+            <w:tcW w:type="dxa" w:w="2410"/>
+          </w:tcPr>
+          <w:p>
+            <w:pPr>
+              <w:spacing w:before="0" w:after="0" w:line="240" w:lineRule="auto"/>
+            </w:pPr>
+            <w:r>
+              <w:rPr>
+                <w:rFonts w:ascii="Times New Roman" w:hAnsi="Times New Roman" w:cs="Times New Roman" w:eastAsia="Times New Roman"/>
+                <w:sz w:val="20"/>
+              </w:rPr>
+              <w:t>каталог LDAP/AD</w:t>
+            </w:r>
+          </w:p>
+        </w:tc>
+      </w:tr>
+      <w:tr>
+        <w:tc>
+          <w:tcPr>
+            <w:tcW w:type="dxa" w:w="2410"/>
+          </w:tcPr>
+          <w:p>
+            <w:pPr>
+              <w:spacing w:before="0" w:after="0" w:line="240" w:lineRule="auto"/>
+            </w:pPr>
+            <w:r>
+              <w:rPr>
+                <w:rFonts w:ascii="Times New Roman" w:hAnsi="Times New Roman" w:cs="Times New Roman" w:eastAsia="Times New Roman"/>
+                <w:sz w:val="20"/>
+              </w:rPr>
               <w:t>Python (образ)</w:t>
             </w:r>
           </w:p>
@@ -21478,6 +22245,160 @@
             <w:pPr>
               <w:spacing w:before="0" w:after="0" w:line="240" w:lineRule="auto"/>
             </w:pPr>
+          </w:p>
+        </w:tc>
+      </w:tr>
+      <w:tr>
+        <w:tc>
+          <w:tcPr>
+            <w:tcW w:type="dxa" w:w="2410"/>
+          </w:tcPr>
+          <w:p>
+            <w:pPr>
+              <w:spacing w:before="0" w:after="0" w:line="240" w:lineRule="auto"/>
+            </w:pPr>
+            <w:r>
+              <w:rPr>
+                <w:rFonts w:ascii="Times New Roman" w:hAnsi="Times New Roman" w:cs="Times New Roman" w:eastAsia="Times New Roman"/>
+                <w:sz w:val="20"/>
+              </w:rPr>
+              <w:t>Go (сборка приёма)</w:t>
+            </w:r>
+          </w:p>
+        </w:tc>
+        <w:tc>
+          <w:tcPr>
+            <w:tcW w:type="dxa" w:w="2410"/>
+          </w:tcPr>
+          <w:p>
+            <w:pPr>
+              <w:spacing w:before="0" w:after="0" w:line="240" w:lineRule="auto"/>
+            </w:pPr>
+            <w:r>
+              <w:rPr>
+                <w:rFonts w:ascii="Times New Roman" w:hAnsi="Times New Roman" w:cs="Times New Roman" w:eastAsia="Times New Roman"/>
+                <w:sz w:val="20"/>
+              </w:rPr>
+              <w:t>1.27</w:t>
+            </w:r>
+          </w:p>
+        </w:tc>
+        <w:tc>
+          <w:tcPr>
+            <w:tcW w:type="dxa" w:w="2410"/>
+          </w:tcPr>
+          <w:p>
+            <w:pPr>
+              <w:spacing w:before="0" w:after="0" w:line="240" w:lineRule="auto"/>
+            </w:pPr>
+            <w:r>
+              <w:rPr>
+                <w:rFonts w:ascii="Times New Roman" w:hAnsi="Times New Roman" w:cs="Times New Roman" w:eastAsia="Times New Roman"/>
+                <w:sz w:val="20"/>
+              </w:rPr>
+              <w:t>BSD-3-Clause</w:t>
+            </w:r>
+          </w:p>
+        </w:tc>
+        <w:tc>
+          <w:tcPr>
+            <w:tcW w:type="dxa" w:w="2410"/>
+          </w:tcPr>
+          <w:p>
+            <w:pPr>
+              <w:spacing w:before="0" w:after="0" w:line="240" w:lineRule="auto"/>
+            </w:pPr>
+            <w:r>
+              <w:rPr>
+                <w:rFonts w:ascii="Times New Roman" w:hAnsi="Times New Roman" w:cs="Times New Roman" w:eastAsia="Times New Roman"/>
+                <w:sz w:val="20"/>
+              </w:rPr>
+              <w:t xml:space="preserve">образ </w:t>
+            </w:r>
+            <w:r>
+              <w:rPr>
+                <w:rFonts w:ascii="Consolas" w:hAnsi="Consolas" w:cs="Consolas" w:eastAsia="Consolas"/>
+                <w:sz w:val="18"/>
+              </w:rPr>
+              <w:t>golang:1.27</w:t>
+            </w:r>
+            <w:r>
+              <w:rPr>
+                <w:rFonts w:ascii="Times New Roman" w:hAnsi="Times New Roman" w:cs="Times New Roman" w:eastAsia="Times New Roman"/>
+                <w:sz w:val="20"/>
+              </w:rPr>
+              <w:t xml:space="preserve"> только для сборки</w:t>
+            </w:r>
+          </w:p>
+        </w:tc>
+      </w:tr>
+      <w:tr>
+        <w:tc>
+          <w:tcPr>
+            <w:tcW w:type="dxa" w:w="2410"/>
+          </w:tcPr>
+          <w:p>
+            <w:pPr>
+              <w:spacing w:before="0" w:after="0" w:line="240" w:lineRule="auto"/>
+            </w:pPr>
+            <w:r>
+              <w:rPr>
+                <w:rFonts w:ascii="Times New Roman" w:hAnsi="Times New Roman" w:cs="Times New Roman" w:eastAsia="Times New Roman"/>
+                <w:sz w:val="20"/>
+              </w:rPr>
+              <w:t>distroless static (образ приёма)</w:t>
+            </w:r>
+          </w:p>
+        </w:tc>
+        <w:tc>
+          <w:tcPr>
+            <w:tcW w:type="dxa" w:w="2410"/>
+          </w:tcPr>
+          <w:p>
+            <w:pPr>
+              <w:spacing w:before="0" w:after="0" w:line="240" w:lineRule="auto"/>
+            </w:pPr>
+            <w:r>
+              <w:rPr>
+                <w:rFonts w:ascii="Times New Roman" w:hAnsi="Times New Roman" w:cs="Times New Roman" w:eastAsia="Times New Roman"/>
+                <w:sz w:val="20"/>
+              </w:rPr>
+              <w:t>debian12</w:t>
+            </w:r>
+          </w:p>
+        </w:tc>
+        <w:tc>
+          <w:tcPr>
+            <w:tcW w:type="dxa" w:w="2410"/>
+          </w:tcPr>
+          <w:p>
+            <w:pPr>
+              <w:spacing w:before="0" w:after="0" w:line="240" w:lineRule="auto"/>
+            </w:pPr>
+            <w:r>
+              <w:rPr>
+                <w:rFonts w:ascii="Times New Roman" w:hAnsi="Times New Roman" w:cs="Times New Roman" w:eastAsia="Times New Roman"/>
+                <w:sz w:val="20"/>
+              </w:rPr>
+              <w:t>Apache-2.0</w:t>
+            </w:r>
+          </w:p>
+        </w:tc>
+        <w:tc>
+          <w:tcPr>
+            <w:tcW w:type="dxa" w:w="2410"/>
+          </w:tcPr>
+          <w:p>
+            <w:pPr>
+              <w:spacing w:before="0" w:after="0" w:line="240" w:lineRule="auto"/>
+            </w:pPr>
+            <w:r>
+              <w:rPr>
+                <w:rFonts w:ascii="Times New Roman" w:hAnsi="Times New Roman" w:cs="Times New Roman" w:eastAsia="Times New Roman"/>
+                <w:sz w:val="20"/>
+              </w:rPr>
+              <w:t>без оболочки и пакетов</w:t>
+            </w:r>
           </w:p>
         </w:tc>
       </w:tr>

--- a/docs/документация.docx
+++ b/docs/документация.docx
@@ -11432,7 +11432,7 @@
         <w:rPr>
           <w:rFonts w:ascii="Times New Roman" w:hAnsi="Times New Roman" w:cs="Times New Roman" w:eastAsia="Times New Roman"/>
         </w:rPr>
-        <w:t>| № | имя | модели | переобучение | |---|---|---|---| | 1 | тихая, по умолчанию | CatBoost ×5 (вес 0,75) + TCN ×3 на данных 2022–2023 (вес 0,25) | нет | | 2 | перевзвод | TCN ×3, данные 2022–2023 | нет | | 3 | разрыв в 2 года | TCN ×3, вся история кроме последних 730 суток | раз в 30 суток | | 4 | липкая | TCN ×5 на всей истории | раз в 30 суток |</w:t>
+        <w:t>| № | имя | модели | переобучение | |---|---|---|---| | 1 | тихая, по умолчанию | CatBoost ×5 (вес 0,75) + TCN ×3 на данных 2022–2023 (вес 0,25) | нет | | 2 | перевзвод | TCN ×5, данные 2022–2023 | нет | | 3 | разрыв в 2 года | TCN ×5, вся история кроме последних 730 суток | раз в 30 суток | | 4 | липкая | TCN ×5 на всей истории | раз в 30 суток |</w:t>
       </w:r>
     </w:p>
     <w:p>

--- a/docs/документация.docx
+++ b/docs/документация.docx
@@ -11432,7 +11432,7 @@
         <w:rPr>
           <w:rFonts w:ascii="Times New Roman" w:hAnsi="Times New Roman" w:cs="Times New Roman" w:eastAsia="Times New Roman"/>
         </w:rPr>
-        <w:t>| № | имя | модели | переобучение | |---|---|---|---| | 1 | тихая, по умолчанию | CatBoost ×5 (вес 0,75) + TCN ×3 на данных 2022–2023 (вес 0,25) | нет | | 2 | перевзвод | TCN ×5, данные 2022–2023 | нет | | 3 | разрыв в 2 года | TCN ×5, вся история кроме последних 730 суток | раз в 30 суток | | 4 | липкая | TCN ×5 на всей истории | раз в 30 суток |</w:t>
+        <w:t>| № | имя | модели | переобучение | |---|---|---|---| | 1 | тихая, по умолчанию | CatBoost ×5 (вес 0,75) + TCN ×3 на данных 2022–2023 (вес 0,25) | нет | | 2 | перевзвод | TCN ×5, данные 2022–2023 | нет | | 3 | разрыв в 2 года | TCN ×5, вся история кроме последних 730 суток | нет, заморожена | | 4 | липкая | TCN ×5 на всей истории | нет, заморожена |</w:t>
       </w:r>
     </w:p>
     <w:p>
@@ -12917,7 +12917,7 @@
         <w:rPr>
           <w:rFonts w:ascii="Times New Roman" w:hAnsi="Times New Roman" w:cs="Times New Roman" w:eastAsia="Times New Roman"/>
         </w:rPr>
-        <w:t xml:space="preserve"> — только у версий 3 и 4 оборудования и только если оно включено. Версии 1 и 2 заморожены.</w:t>
+        <w:t xml:space="preserve"> выключено по умолчанию и запускается только командой; все четыре версии оборудования заморожены.</w:t>
       </w:r>
     </w:p>
     <w:p>

--- a/docs/документация.docx
+++ b/docs/документация.docx
@@ -908,7 +908,7 @@
         <w:rPr>
           <w:rFonts w:ascii="Times New Roman" w:hAnsi="Times New Roman" w:cs="Times New Roman" w:eastAsia="Times New Roman"/>
         </w:rPr>
-        <w:t>Сквозная проверка: 48 часов журнала 2026 года через такт сервиса дают те же оценки и тревоги, что эталонный ретропрогон на тех же часах.</w:t>
+        <w:t>Сквозная проверка: 48 часов журнала 2026 года прошли через такт сервиса. У пяти типов оценки совпали с эталоном, посчитанным без сервиса, до нуля, тревоги — объекто-час в объекто-час. У отказа оборудования оценка сети сверена на срезе, а порог — на всех 48 часах (журнал исследования, раздел 64).</w:t>
       </w:r>
     </w:p>
     <w:p>
@@ -921,7 +921,7 @@
         <w:rPr>
           <w:rFonts w:ascii="Times New Roman" w:hAnsi="Times New Roman" w:cs="Times New Roman" w:eastAsia="Times New Roman"/>
         </w:rPr>
-        <w:t>Сложные места кода прокомментированы ссылкой на раздел журнала исследования, где объяснено, почему сделано так. Отброшенные варианты тоже записаны: в журнале 63 раздела.</w:t>
+        <w:t>Сложные места кода прокомментированы ссылкой на раздел журнала исследования, где объяснено, почему сделано так. Отброшенные варианты тоже записаны: в журнале 65 разделов.</w:t>
       </w:r>
     </w:p>
     <w:p>
@@ -10565,7 +10565,7 @@
                 <w:rFonts w:ascii="Times New Roman" w:hAnsi="Times New Roman" w:cs="Times New Roman" w:eastAsia="Times New Roman"/>
                 <w:sz w:val="20"/>
               </w:rPr>
-              <w:t>доп. горизонты как подсказка в потере, вектор объекта, своя сеть на тип, другой вес положительных</w:t>
+              <w:t>доп. горизонты как подсказка в потере, вектор объекта, своя эпоха на тип, другой вес положительных</w:t>
             </w:r>
           </w:p>
         </w:tc>
@@ -10582,7 +10582,7 @@
                 <w:rFonts w:ascii="Times New Roman" w:hAnsi="Times New Roman" w:cs="Times New Roman" w:eastAsia="Times New Roman"/>
                 <w:sz w:val="20"/>
               </w:rPr>
-              <w:t>идёт 26.09, очереди на видеокарте</w:t>
+              <w:t>ни один рычаг не ловит больше рабочей сети ни на 2025, ни на 2026; доп. горизонты вредят сильнее всего</w:t>
             </w:r>
           </w:p>
         </w:tc>
@@ -10599,7 +10599,7 @@
                 <w:rFonts w:ascii="Times New Roman" w:hAnsi="Times New Roman" w:cs="Times New Roman" w:eastAsia="Times New Roman"/>
                 <w:sz w:val="20"/>
               </w:rPr>
-              <w:t>итог — раздел 63</w:t>
+              <w:t>рабочая сеть не меняется</w:t>
             </w:r>
           </w:p>
         </w:tc>
@@ -10617,6 +10617,93 @@
                 <w:sz w:val="20"/>
               </w:rPr>
               <w:t>63</w:t>
+            </w:r>
+          </w:p>
+        </w:tc>
+      </w:tr>
+      <w:tr>
+        <w:tc>
+          <w:tcPr>
+            <w:tcW w:type="dxa" w:w="1928"/>
+          </w:tcPr>
+          <w:p>
+            <w:pPr>
+              <w:spacing w:before="0" w:after="0" w:line="240" w:lineRule="auto"/>
+            </w:pPr>
+            <w:r>
+              <w:rPr>
+                <w:rFonts w:ascii="Times New Roman" w:hAnsi="Times New Roman" w:cs="Times New Roman" w:eastAsia="Times New Roman"/>
+                <w:sz w:val="20"/>
+              </w:rPr>
+              <w:t>11</w:t>
+            </w:r>
+          </w:p>
+        </w:tc>
+        <w:tc>
+          <w:tcPr>
+            <w:tcW w:type="dxa" w:w="1928"/>
+          </w:tcPr>
+          <w:p>
+            <w:pPr>
+              <w:spacing w:before="0" w:after="0" w:line="240" w:lineRule="auto"/>
+            </w:pPr>
+            <w:r>
+              <w:rPr>
+                <w:rFonts w:ascii="Times New Roman" w:hAnsi="Times New Roman" w:cs="Times New Roman" w:eastAsia="Times New Roman"/>
+                <w:sz w:val="20"/>
+              </w:rPr>
+              <w:t>смесь бустинга с сетью у других типов; версия 1 на входах сервиса</w:t>
+            </w:r>
+          </w:p>
+        </w:tc>
+        <w:tc>
+          <w:tcPr>
+            <w:tcW w:type="dxa" w:w="1928"/>
+          </w:tcPr>
+          <w:p>
+            <w:pPr>
+              <w:spacing w:before="0" w:after="0" w:line="240" w:lineRule="auto"/>
+            </w:pPr>
+            <w:r>
+              <w:rPr>
+                <w:rFonts w:ascii="Times New Roman" w:hAnsi="Times New Roman" w:cs="Times New Roman" w:eastAsia="Times New Roman"/>
+                <w:sz w:val="20"/>
+              </w:rPr>
+              <w:t>у пожара при весе сети 0,4 +7% и +8% пойманных при тех же ложных сигналах; у датчика и подтопления хуже. Версия 1 на входах A′ ловит 1 179 эпизодов, из них 1 081 свежих, против 1 148 и 946 у бустинга</w:t>
+            </w:r>
+          </w:p>
+        </w:tc>
+        <w:tc>
+          <w:tcPr>
+            <w:tcW w:type="dxa" w:w="1928"/>
+          </w:tcPr>
+          <w:p>
+            <w:pPr>
+              <w:spacing w:before="0" w:after="0" w:line="240" w:lineRule="auto"/>
+            </w:pPr>
+            <w:r>
+              <w:rPr>
+                <w:rFonts w:ascii="Times New Roman" w:hAnsi="Times New Roman" w:cs="Times New Roman" w:eastAsia="Times New Roman"/>
+                <w:sz w:val="20"/>
+              </w:rPr>
+              <w:t>смесь у пожара — кандидат, в пакет не ставится; версия 1 подтверждена</w:t>
+            </w:r>
+          </w:p>
+        </w:tc>
+        <w:tc>
+          <w:tcPr>
+            <w:tcW w:type="dxa" w:w="1928"/>
+          </w:tcPr>
+          <w:p>
+            <w:pPr>
+              <w:spacing w:before="0" w:after="0" w:line="240" w:lineRule="auto"/>
+            </w:pPr>
+            <w:r>
+              <w:rPr>
+                <w:rFonts w:ascii="Times New Roman" w:hAnsi="Times New Roman" w:cs="Times New Roman" w:eastAsia="Times New Roman"/>
+                <w:sz w:val="20"/>
+              </w:rPr>
+              <w:t>65</w:t>
             </w:r>
           </w:p>
         </w:tc>
@@ -11068,6 +11155,114 @@
                 <w:sz w:val="20"/>
               </w:rPr>
               <w:t>+148 ложных сигналов при тех же поимках</w:t>
+            </w:r>
+          </w:p>
+        </w:tc>
+      </w:tr>
+      <w:tr>
+        <w:tc>
+          <w:tcPr>
+            <w:tcW w:type="dxa" w:w="4819"/>
+          </w:tcPr>
+          <w:p>
+            <w:pPr>
+              <w:spacing w:before="0" w:after="0" w:line="240" w:lineRule="auto"/>
+            </w:pPr>
+            <w:r>
+              <w:rPr>
+                <w:rFonts w:ascii="Times New Roman" w:hAnsi="Times New Roman" w:cs="Times New Roman" w:eastAsia="Times New Roman"/>
+                <w:sz w:val="20"/>
+              </w:rPr>
+              <w:t>доп. горизонты, вектор объекта 8 и 16, потолок веса положительных 3 и 30, своя эпоха на тип</w:t>
+            </w:r>
+          </w:p>
+        </w:tc>
+        <w:tc>
+          <w:tcPr>
+            <w:tcW w:type="dxa" w:w="4819"/>
+          </w:tcPr>
+          <w:p>
+            <w:pPr>
+              <w:spacing w:before="0" w:after="0" w:line="240" w:lineRule="auto"/>
+            </w:pPr>
+            <w:r>
+              <w:rPr>
+                <w:rFonts w:ascii="Times New Roman" w:hAnsi="Times New Roman" w:cs="Times New Roman" w:eastAsia="Times New Roman"/>
+                <w:sz w:val="20"/>
+              </w:rPr>
+              <w:t>не ловят больше рабочей сети (раздел 63)</w:t>
+            </w:r>
+          </w:p>
+        </w:tc>
+      </w:tr>
+      <w:tr>
+        <w:tc>
+          <w:tcPr>
+            <w:tcW w:type="dxa" w:w="4819"/>
+          </w:tcPr>
+          <w:p>
+            <w:pPr>
+              <w:spacing w:before="0" w:after="0" w:line="240" w:lineRule="auto"/>
+            </w:pPr>
+            <w:r>
+              <w:rPr>
+                <w:rFonts w:ascii="Times New Roman" w:hAnsi="Times New Roman" w:cs="Times New Roman" w:eastAsia="Times New Roman"/>
+                <w:sz w:val="20"/>
+              </w:rPr>
+              <w:t>смесь с сетью у отказа датчика и подтопления</w:t>
+            </w:r>
+          </w:p>
+        </w:tc>
+        <w:tc>
+          <w:tcPr>
+            <w:tcW w:type="dxa" w:w="4819"/>
+          </w:tcPr>
+          <w:p>
+            <w:pPr>
+              <w:spacing w:before="0" w:after="0" w:line="240" w:lineRule="auto"/>
+            </w:pPr>
+            <w:r>
+              <w:rPr>
+                <w:rFonts w:ascii="Times New Roman" w:hAnsi="Times New Roman" w:cs="Times New Roman" w:eastAsia="Times New Roman"/>
+                <w:sz w:val="20"/>
+              </w:rPr>
+              <w:t>прибавка на одном году, потеря на другом (раздел 65)</w:t>
+            </w:r>
+          </w:p>
+        </w:tc>
+      </w:tr>
+      <w:tr>
+        <w:tc>
+          <w:tcPr>
+            <w:tcW w:type="dxa" w:w="4819"/>
+          </w:tcPr>
+          <w:p>
+            <w:pPr>
+              <w:spacing w:before="0" w:after="0" w:line="240" w:lineRule="auto"/>
+            </w:pPr>
+            <w:r>
+              <w:rPr>
+                <w:rFonts w:ascii="Times New Roman" w:hAnsi="Times New Roman" w:cs="Times New Roman" w:eastAsia="Times New Roman"/>
+                <w:sz w:val="20"/>
+              </w:rPr>
+              <w:t>срочный прогноз на 6 ч поверх суточного</w:t>
+            </w:r>
+          </w:p>
+        </w:tc>
+        <w:tc>
+          <w:tcPr>
+            <w:tcW w:type="dxa" w:w="4819"/>
+          </w:tcPr>
+          <w:p>
+            <w:pPr>
+              <w:spacing w:before="0" w:after="0" w:line="240" w:lineRule="auto"/>
+            </w:pPr>
+            <w:r>
+              <w:rPr>
+                <w:rFonts w:ascii="Times New Roman" w:hAnsi="Times New Roman" w:cs="Times New Roman" w:eastAsia="Times New Roman"/>
+                <w:sz w:val="20"/>
+              </w:rPr>
+              <w:t>поднять долю суточной модели дешевле; у отказа датчика выигрыш есть, но ложных сигналов вдвое больше (раздел 65)</w:t>
             </w:r>
           </w:p>
         </w:tc>

--- a/docs/документация.docx
+++ b/docs/документация.docx
@@ -10669,7 +10669,7 @@
                 <w:rFonts w:ascii="Times New Roman" w:hAnsi="Times New Roman" w:cs="Times New Roman" w:eastAsia="Times New Roman"/>
                 <w:sz w:val="20"/>
               </w:rPr>
-              <w:t>у пожара при весе сети 0,4 +7% и +8% пойманных при тех же ложных сигналах; у датчика и подтопления хуже. Версия 1 на входах A′ ловит 1 179 эпизодов, из них 1 081 свежих, против 1 148 и 946 у бустинга</w:t>
+              <w:t>у пожара при весе сети 0,4 +7% и +8% пойманных при тех же ложных сигналах, но при тех же ложных часах прибавки нет; у датчика и подтопления хуже. Версия 1 на входах A′ ловит 1 179 эпизодов, из них 1 081 свежих, против 1 148 и 946 у бустинга</w:t>
             </w:r>
           </w:p>
         </w:tc>
@@ -10686,7 +10686,7 @@
                 <w:rFonts w:ascii="Times New Roman" w:hAnsi="Times New Roman" w:cs="Times New Roman" w:eastAsia="Times New Roman"/>
                 <w:sz w:val="20"/>
               </w:rPr>
-              <w:t>смесь у пожара — кандидат, в пакет не ставится; версия 1 подтверждена</w:t>
+              <w:t>смесь отброшена; версия 1 подтверждена</w:t>
             </w:r>
           </w:p>
         </w:tc>
@@ -11209,7 +11209,7 @@
                 <w:rFonts w:ascii="Times New Roman" w:hAnsi="Times New Roman" w:cs="Times New Roman" w:eastAsia="Times New Roman"/>
                 <w:sz w:val="20"/>
               </w:rPr>
-              <w:t>смесь с сетью у отказа датчика и подтопления</w:t>
+              <w:t>смесь бустинга с сетью у пожара, датчика, подтопления</w:t>
             </w:r>
           </w:p>
         </w:tc>
@@ -11226,7 +11226,7 @@
                 <w:rFonts w:ascii="Times New Roman" w:hAnsi="Times New Roman" w:cs="Times New Roman" w:eastAsia="Times New Roman"/>
                 <w:sz w:val="20"/>
               </w:rPr>
-              <w:t>прибавка на одном году, потеря на другом (раздел 65)</w:t>
+              <w:t>у пожара выигрыш только при равных ложных сигналах, при равных ложных часах его нет; у датчика и подтопления прибавка на одном году и потеря на другом (раздел 65)</w:t>
             </w:r>
           </w:p>
         </w:tc>
@@ -11245,7 +11245,7 @@
                 <w:rFonts w:ascii="Times New Roman" w:hAnsi="Times New Roman" w:cs="Times New Roman" w:eastAsia="Times New Roman"/>
                 <w:sz w:val="20"/>
               </w:rPr>
-              <w:t>срочный прогноз на 6 ч поверх суточного</w:t>
+              <w:t>срочный прогноз на 6 ч поверх суточного у пожара, газа, подтопления, оборудования, проникновения</w:t>
             </w:r>
           </w:p>
         </w:tc>
@@ -11262,7 +11262,7 @@
                 <w:rFonts w:ascii="Times New Roman" w:hAnsi="Times New Roman" w:cs="Times New Roman" w:eastAsia="Times New Roman"/>
                 <w:sz w:val="20"/>
               </w:rPr>
-              <w:t>поднять долю суточной модели дешевле; у отказа датчика выигрыш есть, но ложных сигналов вдвое больше (раздел 65)</w:t>
+              <w:t>прибавка меньше 5% или в сигналах поднять долю суточной выгоднее; у отказа датчика выигрыш по обеим мерам — вторая модель наготове, в пакет не ставится (раздел 65)</w:t>
             </w:r>
           </w:p>
         </w:tc>

--- a/docs/документация.docx
+++ b/docs/документация.docx
@@ -17178,7 +17178,20 @@
         <w:rPr>
           <w:rFonts w:ascii="Times New Roman" w:hAnsi="Times New Roman" w:cs="Times New Roman" w:eastAsia="Times New Roman"/>
         </w:rPr>
-        <w:t xml:space="preserve">ключ проверки берётся из Vault, если его там нет — с </w:t>
+        <w:t xml:space="preserve">ключ проверки берётся из </w:t>
+      </w:r>
+      <w:r>
+        <w:rPr>
+          <w:rFonts w:ascii="Consolas" w:hAnsi="Consolas" w:cs="Consolas" w:eastAsia="Consolas"/>
+          <w:sz w:val="22"/>
+        </w:rPr>
+        <w:t>TF_AUTH_PUBLIC_KEY</w:t>
+      </w:r>
+      <w:r>
+        <w:rPr>
+          <w:rFonts w:ascii="Times New Roman" w:hAnsi="Times New Roman" w:cs="Times New Roman" w:eastAsia="Times New Roman"/>
+        </w:rPr>
+        <w:t xml:space="preserve">, если его нет — с </w:t>
       </w:r>
       <w:r>
         <w:rPr>
@@ -17289,7 +17302,7 @@
           <w:rFonts w:ascii="Consolas" w:hAnsi="Consolas" w:cs="Consolas" w:eastAsia="Consolas"/>
           <w:sz w:val="22"/>
         </w:rPr>
-        <w:t>service_subs</w:t>
+        <w:t>TF_&lt;СЕРВИС&gt;_SERVICE_SUBS</w:t>
       </w:r>
       <w:r>
         <w:rPr>
@@ -18198,38 +18211,52 @@
                 <w:rFonts w:ascii="Consolas" w:hAnsi="Consolas" w:cs="Consolas" w:eastAsia="Consolas"/>
                 <w:sz w:val="18"/>
               </w:rPr>
-              <w:t>secret/tf/kafka</w:t>
-            </w:r>
-          </w:p>
-        </w:tc>
-        <w:tc>
-          <w:tcPr>
-            <w:tcW w:type="dxa" w:w="3213"/>
-          </w:tcPr>
-          <w:p>
-            <w:pPr>
-              <w:spacing w:before="0" w:after="0" w:line="240" w:lineRule="auto"/>
-            </w:pPr>
+              <w:t>secret/tf/kafka/model</w:t>
+            </w:r>
+            <w:r>
+              <w:rPr>
+                <w:rFonts w:ascii="Times New Roman" w:hAnsi="Times New Roman" w:cs="Times New Roman" w:eastAsia="Times New Roman"/>
+                <w:sz w:val="20"/>
+              </w:rPr>
+              <w:t xml:space="preserve">, </w:t>
+            </w:r>
             <w:r>
               <w:rPr>
                 <w:rFonts w:ascii="Consolas" w:hAnsi="Consolas" w:cs="Consolas" w:eastAsia="Consolas"/>
                 <w:sz w:val="18"/>
               </w:rPr>
-              <w:t>model_password</w:t>
-            </w:r>
-            <w:r>
-              <w:rPr>
-                <w:rFonts w:ascii="Times New Roman" w:hAnsi="Times New Roman" w:cs="Times New Roman" w:eastAsia="Times New Roman"/>
-                <w:sz w:val="20"/>
-              </w:rPr>
-              <w:t xml:space="preserve">, </w:t>
-            </w:r>
+              <w:t>kafka/funnel</w:t>
+            </w:r>
+          </w:p>
+        </w:tc>
+        <w:tc>
+          <w:tcPr>
+            <w:tcW w:type="dxa" w:w="3213"/>
+          </w:tcPr>
+          <w:p>
+            <w:pPr>
+              <w:spacing w:before="0" w:after="0" w:line="240" w:lineRule="auto"/>
+            </w:pPr>
             <w:r>
               <w:rPr>
                 <w:rFonts w:ascii="Consolas" w:hAnsi="Consolas" w:cs="Consolas" w:eastAsia="Consolas"/>
                 <w:sz w:val="18"/>
               </w:rPr>
-              <w:t>funnel_password</w:t>
+              <w:t>TF_KAFKA_MODEL_PASSWORD</w:t>
+            </w:r>
+            <w:r>
+              <w:rPr>
+                <w:rFonts w:ascii="Times New Roman" w:hAnsi="Times New Roman" w:cs="Times New Roman" w:eastAsia="Times New Roman"/>
+                <w:sz w:val="20"/>
+              </w:rPr>
+              <w:t xml:space="preserve">, </w:t>
+            </w:r>
+            <w:r>
+              <w:rPr>
+                <w:rFonts w:ascii="Consolas" w:hAnsi="Consolas" w:cs="Consolas" w:eastAsia="Consolas"/>
+                <w:sz w:val="18"/>
+              </w:rPr>
+              <w:t>TF_KAFKA_FUNNEL_PASSWORD</w:t>
             </w:r>
           </w:p>
         </w:tc>
@@ -18265,24 +18292,21 @@
                 <w:rFonts w:ascii="Consolas" w:hAnsi="Consolas" w:cs="Consolas" w:eastAsia="Consolas"/>
                 <w:sz w:val="18"/>
               </w:rPr>
-              <w:t>secret/tf/rabbit</w:t>
-            </w:r>
-          </w:p>
-        </w:tc>
-        <w:tc>
-          <w:tcPr>
-            <w:tcW w:type="dxa" w:w="3213"/>
-          </w:tcPr>
-          <w:p>
-            <w:pPr>
-              <w:spacing w:before="0" w:after="0" w:line="240" w:lineRule="auto"/>
-            </w:pPr>
+              <w:t>secret/tf/rabbit/model</w:t>
+            </w:r>
+            <w:r>
+              <w:rPr>
+                <w:rFonts w:ascii="Times New Roman" w:hAnsi="Times New Roman" w:cs="Times New Roman" w:eastAsia="Times New Roman"/>
+                <w:sz w:val="20"/>
+              </w:rPr>
+              <w:t xml:space="preserve">, </w:t>
+            </w:r>
             <w:r>
               <w:rPr>
                 <w:rFonts w:ascii="Consolas" w:hAnsi="Consolas" w:cs="Consolas" w:eastAsia="Consolas"/>
                 <w:sz w:val="18"/>
               </w:rPr>
-              <w:t>model_password</w:t>
+              <w:t>rabbit/email</w:t>
             </w:r>
             <w:r>
               <w:rPr>
@@ -18296,21 +18320,24 @@
                 <w:rFonts w:ascii="Consolas" w:hAnsi="Consolas" w:cs="Consolas" w:eastAsia="Consolas"/>
                 <w:sz w:val="18"/>
               </w:rPr>
-              <w:t>email_password</w:t>
-            </w:r>
-            <w:r>
-              <w:rPr>
-                <w:rFonts w:ascii="Times New Roman" w:hAnsi="Times New Roman" w:cs="Times New Roman" w:eastAsia="Times New Roman"/>
-                <w:sz w:val="20"/>
-              </w:rPr>
-              <w:t xml:space="preserve">, </w:t>
-            </w:r>
+              <w:t>rabbit/telegram</w:t>
+            </w:r>
+          </w:p>
+        </w:tc>
+        <w:tc>
+          <w:tcPr>
+            <w:tcW w:type="dxa" w:w="3213"/>
+          </w:tcPr>
+          <w:p>
+            <w:pPr>
+              <w:spacing w:before="0" w:after="0" w:line="240" w:lineRule="auto"/>
+            </w:pPr>
             <w:r>
               <w:rPr>
                 <w:rFonts w:ascii="Consolas" w:hAnsi="Consolas" w:cs="Consolas" w:eastAsia="Consolas"/>
                 <w:sz w:val="18"/>
               </w:rPr>
-              <w:t>telegram_password</w:t>
+              <w:t>TF_RABBIT_&lt;УЧЁТКА&gt;_PASSWORD</w:t>
             </w:r>
           </w:p>
         </w:tc>
@@ -18346,7 +18373,7 @@
                 <w:rFonts w:ascii="Consolas" w:hAnsi="Consolas" w:cs="Consolas" w:eastAsia="Consolas"/>
                 <w:sz w:val="18"/>
               </w:rPr>
-              <w:t>secret/tf/auth</w:t>
+              <w:t>secret/tf/redis</w:t>
             </w:r>
           </w:p>
         </w:tc>
@@ -18363,7 +18390,7 @@
                 <w:rFonts w:ascii="Consolas" w:hAnsi="Consolas" w:cs="Consolas" w:eastAsia="Consolas"/>
                 <w:sz w:val="18"/>
               </w:rPr>
-              <w:t>public_key</w:t>
+              <w:t>TF_REDIS_PASSWORD</w:t>
             </w:r>
           </w:p>
         </w:tc>
@@ -18399,7 +18426,7 @@
                 <w:rFonts w:ascii="Consolas" w:hAnsi="Consolas" w:cs="Consolas" w:eastAsia="Consolas"/>
                 <w:sz w:val="18"/>
               </w:rPr>
-              <w:t>secret/tf/notify</w:t>
+              <w:t>secret/tf/postgres/audit</w:t>
             </w:r>
           </w:p>
         </w:tc>
@@ -18416,49 +18443,155 @@
                 <w:rFonts w:ascii="Consolas" w:hAnsi="Consolas" w:cs="Consolas" w:eastAsia="Consolas"/>
                 <w:sz w:val="18"/>
               </w:rPr>
-              <w:t>smtp_user</w:t>
-            </w:r>
-            <w:r>
-              <w:rPr>
-                <w:rFonts w:ascii="Times New Roman" w:hAnsi="Times New Roman" w:cs="Times New Roman" w:eastAsia="Times New Roman"/>
-                <w:sz w:val="20"/>
-              </w:rPr>
-              <w:t xml:space="preserve">, </w:t>
-            </w:r>
+              <w:t>TF_PG_AUDIT_USER_PASSWORD</w:t>
+            </w:r>
+          </w:p>
+        </w:tc>
+        <w:tc>
+          <w:tcPr>
+            <w:tcW w:type="dxa" w:w="3213"/>
+          </w:tcPr>
+          <w:p>
+            <w:pPr>
+              <w:spacing w:before="0" w:after="0" w:line="240" w:lineRule="auto"/>
+            </w:pPr>
+            <w:r>
+              <w:rPr>
+                <w:rFonts w:ascii="Times New Roman" w:hAnsi="Times New Roman" w:cs="Times New Roman" w:eastAsia="Times New Roman"/>
+                <w:sz w:val="20"/>
+              </w:rPr>
+              <w:t>аудит</w:t>
+            </w:r>
+          </w:p>
+        </w:tc>
+      </w:tr>
+      <w:tr>
+        <w:tc>
+          <w:tcPr>
+            <w:tcW w:type="dxa" w:w="3213"/>
+          </w:tcPr>
+          <w:p>
+            <w:pPr>
+              <w:spacing w:before="0" w:after="0" w:line="240" w:lineRule="auto"/>
+            </w:pPr>
             <w:r>
               <w:rPr>
                 <w:rFonts w:ascii="Consolas" w:hAnsi="Consolas" w:cs="Consolas" w:eastAsia="Consolas"/>
                 <w:sz w:val="18"/>
               </w:rPr>
-              <w:t>smtp_password</w:t>
-            </w:r>
-            <w:r>
-              <w:rPr>
-                <w:rFonts w:ascii="Times New Roman" w:hAnsi="Times New Roman" w:cs="Times New Roman" w:eastAsia="Times New Roman"/>
-                <w:sz w:val="20"/>
-              </w:rPr>
-              <w:t xml:space="preserve">, </w:t>
-            </w:r>
+              <w:t>secret/tf/app/tf-model</w:t>
+            </w:r>
+          </w:p>
+        </w:tc>
+        <w:tc>
+          <w:tcPr>
+            <w:tcW w:type="dxa" w:w="3213"/>
+          </w:tcPr>
+          <w:p>
+            <w:pPr>
+              <w:spacing w:before="0" w:after="0" w:line="240" w:lineRule="auto"/>
+            </w:pPr>
             <w:r>
               <w:rPr>
                 <w:rFonts w:ascii="Consolas" w:hAnsi="Consolas" w:cs="Consolas" w:eastAsia="Consolas"/>
                 <w:sz w:val="18"/>
               </w:rPr>
-              <w:t>telegram_bot_token</w:t>
-            </w:r>
-            <w:r>
-              <w:rPr>
-                <w:rFonts w:ascii="Times New Roman" w:hAnsi="Times New Roman" w:cs="Times New Roman" w:eastAsia="Times New Roman"/>
-                <w:sz w:val="20"/>
-              </w:rPr>
-              <w:t xml:space="preserve">, </w:t>
-            </w:r>
+              <w:t>TF_MODEL_SERVICE_SUBS</w:t>
+            </w:r>
+          </w:p>
+        </w:tc>
+        <w:tc>
+          <w:tcPr>
+            <w:tcW w:type="dxa" w:w="3213"/>
+          </w:tcPr>
+          <w:p>
+            <w:pPr>
+              <w:spacing w:before="0" w:after="0" w:line="240" w:lineRule="auto"/>
+            </w:pPr>
+            <w:r>
+              <w:rPr>
+                <w:rFonts w:ascii="Times New Roman" w:hAnsi="Times New Roman" w:cs="Times New Roman" w:eastAsia="Times New Roman"/>
+                <w:sz w:val="20"/>
+              </w:rPr>
+              <w:t>модель</w:t>
+            </w:r>
+          </w:p>
+        </w:tc>
+      </w:tr>
+      <w:tr>
+        <w:tc>
+          <w:tcPr>
+            <w:tcW w:type="dxa" w:w="3213"/>
+          </w:tcPr>
+          <w:p>
+            <w:pPr>
+              <w:spacing w:before="0" w:after="0" w:line="240" w:lineRule="auto"/>
+            </w:pPr>
             <w:r>
               <w:rPr>
                 <w:rFonts w:ascii="Consolas" w:hAnsi="Consolas" w:cs="Consolas" w:eastAsia="Consolas"/>
                 <w:sz w:val="18"/>
               </w:rPr>
-              <w:t>service_subs</w:t>
+              <w:t>secret/tf/app/tf-notify</w:t>
+            </w:r>
+          </w:p>
+        </w:tc>
+        <w:tc>
+          <w:tcPr>
+            <w:tcW w:type="dxa" w:w="3213"/>
+          </w:tcPr>
+          <w:p>
+            <w:pPr>
+              <w:spacing w:before="0" w:after="0" w:line="240" w:lineRule="auto"/>
+            </w:pPr>
+            <w:r>
+              <w:rPr>
+                <w:rFonts w:ascii="Consolas" w:hAnsi="Consolas" w:cs="Consolas" w:eastAsia="Consolas"/>
+                <w:sz w:val="18"/>
+              </w:rPr>
+              <w:t>TF_NOTIFY_SMTP_USER</w:t>
+            </w:r>
+            <w:r>
+              <w:rPr>
+                <w:rFonts w:ascii="Times New Roman" w:hAnsi="Times New Roman" w:cs="Times New Roman" w:eastAsia="Times New Roman"/>
+                <w:sz w:val="20"/>
+              </w:rPr>
+              <w:t xml:space="preserve">, </w:t>
+            </w:r>
+            <w:r>
+              <w:rPr>
+                <w:rFonts w:ascii="Consolas" w:hAnsi="Consolas" w:cs="Consolas" w:eastAsia="Consolas"/>
+                <w:sz w:val="18"/>
+              </w:rPr>
+              <w:t>TF_NOTIFY_SMTP_PASSWORD</w:t>
+            </w:r>
+            <w:r>
+              <w:rPr>
+                <w:rFonts w:ascii="Times New Roman" w:hAnsi="Times New Roman" w:cs="Times New Roman" w:eastAsia="Times New Roman"/>
+                <w:sz w:val="20"/>
+              </w:rPr>
+              <w:t xml:space="preserve">, </w:t>
+            </w:r>
+            <w:r>
+              <w:rPr>
+                <w:rFonts w:ascii="Consolas" w:hAnsi="Consolas" w:cs="Consolas" w:eastAsia="Consolas"/>
+                <w:sz w:val="18"/>
+              </w:rPr>
+              <w:t>TF_NOTIFY_TELEGRAM_BOT_TOKEN</w:t>
+            </w:r>
+            <w:r>
+              <w:rPr>
+                <w:rFonts w:ascii="Times New Roman" w:hAnsi="Times New Roman" w:cs="Times New Roman" w:eastAsia="Times New Roman"/>
+                <w:sz w:val="20"/>
+              </w:rPr>
+              <w:t xml:space="preserve">, </w:t>
+            </w:r>
+            <w:r>
+              <w:rPr>
+                <w:rFonts w:ascii="Consolas" w:hAnsi="Consolas" w:cs="Consolas" w:eastAsia="Consolas"/>
+                <w:sz w:val="18"/>
+              </w:rPr>
+              <w:t>TF_NOTIFY_SERVICE_SUBS</w:t>
             </w:r>
           </w:p>
         </w:tc>
@@ -18494,7 +18627,7 @@
                 <w:rFonts w:ascii="Consolas" w:hAnsi="Consolas" w:cs="Consolas" w:eastAsia="Consolas"/>
                 <w:sz w:val="18"/>
               </w:rPr>
-              <w:t>secret/tf/model</w:t>
+              <w:t>secret/tf/app/tf-audit</w:t>
             </w:r>
           </w:p>
         </w:tc>
@@ -18511,7 +18644,7 @@
                 <w:rFonts w:ascii="Consolas" w:hAnsi="Consolas" w:cs="Consolas" w:eastAsia="Consolas"/>
                 <w:sz w:val="18"/>
               </w:rPr>
-              <w:t>service_subs</w:t>
+              <w:t>TF_AUDIT_SERVICE_SUBS</w:t>
             </w:r>
           </w:p>
         </w:tc>
@@ -18528,7 +18661,7 @@
                 <w:rFonts w:ascii="Times New Roman" w:hAnsi="Times New Roman" w:cs="Times New Roman" w:eastAsia="Times New Roman"/>
                 <w:sz w:val="20"/>
               </w:rPr>
-              <w:t>модель</w:t>
+              <w:t>аудит</w:t>
             </w:r>
           </w:p>
         </w:tc>
@@ -18547,7 +18680,7 @@
                 <w:rFonts w:ascii="Consolas" w:hAnsi="Consolas" w:cs="Consolas" w:eastAsia="Consolas"/>
                 <w:sz w:val="18"/>
               </w:rPr>
-              <w:t>secret/tf/audit</w:t>
+              <w:t>secret/tf/app/tf-funnel</w:t>
             </w:r>
           </w:p>
         </w:tc>
@@ -18564,74 +18697,7 @@
                 <w:rFonts w:ascii="Consolas" w:hAnsi="Consolas" w:cs="Consolas" w:eastAsia="Consolas"/>
                 <w:sz w:val="18"/>
               </w:rPr>
-              <w:t>db_password</w:t>
-            </w:r>
-            <w:r>
-              <w:rPr>
-                <w:rFonts w:ascii="Times New Roman" w:hAnsi="Times New Roman" w:cs="Times New Roman" w:eastAsia="Times New Roman"/>
-                <w:sz w:val="20"/>
-              </w:rPr>
-              <w:t xml:space="preserve">, </w:t>
-            </w:r>
-            <w:r>
-              <w:rPr>
-                <w:rFonts w:ascii="Consolas" w:hAnsi="Consolas" w:cs="Consolas" w:eastAsia="Consolas"/>
-                <w:sz w:val="18"/>
-              </w:rPr>
-              <w:t>service_subs</w:t>
-            </w:r>
-          </w:p>
-        </w:tc>
-        <w:tc>
-          <w:tcPr>
-            <w:tcW w:type="dxa" w:w="3213"/>
-          </w:tcPr>
-          <w:p>
-            <w:pPr>
-              <w:spacing w:before="0" w:after="0" w:line="240" w:lineRule="auto"/>
-            </w:pPr>
-            <w:r>
-              <w:rPr>
-                <w:rFonts w:ascii="Times New Roman" w:hAnsi="Times New Roman" w:cs="Times New Roman" w:eastAsia="Times New Roman"/>
-                <w:sz w:val="20"/>
-              </w:rPr>
-              <w:t>аудит</w:t>
-            </w:r>
-          </w:p>
-        </w:tc>
-      </w:tr>
-      <w:tr>
-        <w:tc>
-          <w:tcPr>
-            <w:tcW w:type="dxa" w:w="3213"/>
-          </w:tcPr>
-          <w:p>
-            <w:pPr>
-              <w:spacing w:before="0" w:after="0" w:line="240" w:lineRule="auto"/>
-            </w:pPr>
-            <w:r>
-              <w:rPr>
-                <w:rFonts w:ascii="Consolas" w:hAnsi="Consolas" w:cs="Consolas" w:eastAsia="Consolas"/>
-                <w:sz w:val="18"/>
-              </w:rPr>
-              <w:t>secret/tf/funnel</w:t>
-            </w:r>
-          </w:p>
-        </w:tc>
-        <w:tc>
-          <w:tcPr>
-            <w:tcW w:type="dxa" w:w="3213"/>
-          </w:tcPr>
-          <w:p>
-            <w:pPr>
-              <w:spacing w:before="0" w:after="0" w:line="240" w:lineRule="auto"/>
-            </w:pPr>
-            <w:r>
-              <w:rPr>
-                <w:rFonts w:ascii="Consolas" w:hAnsi="Consolas" w:cs="Consolas" w:eastAsia="Consolas"/>
-                <w:sz w:val="18"/>
-              </w:rPr>
-              <w:t>service_subs</w:t>
+              <w:t>TF_FUNNEL_SERVICE_SUBS</w:t>
             </w:r>
           </w:p>
         </w:tc>
@@ -18661,6 +18727,31 @@
     </w:p>
     <w:p>
       <w:pPr>
+        <w:spacing w:before="0" w:after="80" w:line="276" w:lineRule="auto"/>
+        <w:jc w:val="left"/>
+      </w:pPr>
+      <w:r>
+        <w:rPr>
+          <w:rFonts w:ascii="Times New Roman" w:hAnsi="Times New Roman" w:cs="Times New Roman" w:eastAsia="Times New Roman"/>
+        </w:rPr>
+        <w:t xml:space="preserve">Схема та же, что у сервисов think-infra: имя ключа — имя переменной окружения. Открытый ключ аутентификации не секрет и в Vault не лежит — </w:t>
+      </w:r>
+      <w:r>
+        <w:rPr>
+          <w:rFonts w:ascii="Consolas" w:hAnsi="Consolas" w:cs="Consolas" w:eastAsia="Consolas"/>
+          <w:sz w:val="22"/>
+        </w:rPr>
+        <w:t>TF_AUTH_PUBLIC_KEY</w:t>
+      </w:r>
+      <w:r>
+        <w:rPr>
+          <w:rFonts w:ascii="Times New Roman" w:hAnsi="Times New Roman" w:cs="Times New Roman" w:eastAsia="Times New Roman"/>
+        </w:rPr>
+        <w:t xml:space="preserve"> или JWKS.</w:t>
+      </w:r>
+    </w:p>
+    <w:p>
+      <w:pPr>
         <w:spacing w:before="0" w:after="40" w:line="276" w:lineRule="auto"/>
         <w:ind w:left="510" w:hanging="340"/>
       </w:pPr>
@@ -18674,20 +18765,33 @@
         <w:rPr>
           <w:rFonts w:ascii="Times New Roman" w:hAnsi="Times New Roman" w:cs="Times New Roman" w:eastAsia="Times New Roman"/>
         </w:rPr>
-        <w:t xml:space="preserve">Администратор включает </w:t>
+        <w:t>Пароли учёток заводит think-infra (</w:t>
       </w:r>
       <w:r>
         <w:rPr>
           <w:rFonts w:ascii="Consolas" w:hAnsi="Consolas" w:cs="Consolas" w:eastAsia="Consolas"/>
           <w:sz w:val="22"/>
         </w:rPr>
-        <w:t>secret/</w:t>
-      </w:r>
-      <w:r>
-        <w:rPr>
-          <w:rFonts w:ascii="Times New Roman" w:hAnsi="Times New Roman" w:cs="Times New Roman" w:eastAsia="Times New Roman"/>
-        </w:rPr>
-        <w:t xml:space="preserve"> как KV v2 и записывает значения.</w:t>
+        <w:t>secrets.conf</w:t>
+      </w:r>
+      <w:r>
+        <w:rPr>
+          <w:rFonts w:ascii="Times New Roman" w:hAnsi="Times New Roman" w:cs="Times New Roman" w:eastAsia="Times New Roman"/>
+        </w:rPr>
+        <w:t xml:space="preserve">), собственные секреты сервиса — в </w:t>
+      </w:r>
+      <w:r>
+        <w:rPr>
+          <w:rFonts w:ascii="Consolas" w:hAnsi="Consolas" w:cs="Consolas" w:eastAsia="Consolas"/>
+          <w:sz w:val="22"/>
+        </w:rPr>
+        <w:t>app/tf-&lt;сервис&gt;</w:t>
+      </w:r>
+      <w:r>
+        <w:rPr>
+          <w:rFonts w:ascii="Times New Roman" w:hAnsi="Times New Roman" w:cs="Times New Roman" w:eastAsia="Times New Roman"/>
+        </w:rPr>
+        <w:t>.</w:t>
       </w:r>
     </w:p>
     <w:p>
@@ -18703,9 +18807,29 @@
       </w:r>
       <w:r>
         <w:rPr>
-          <w:rFonts w:ascii="Times New Roman" w:hAnsi="Times New Roman" w:cs="Times New Roman" w:eastAsia="Times New Roman"/>
-        </w:rPr>
-        <w:t>Заводит четыре политики с доступом только к путям своего сервиса.</w:t>
+          <w:rFonts w:ascii="Consolas" w:hAnsi="Consolas" w:cs="Consolas" w:eastAsia="Consolas"/>
+          <w:sz w:val="22"/>
+        </w:rPr>
+        <w:t>hashicorp/services.conf</w:t>
+      </w:r>
+      <w:r>
+        <w:rPr>
+          <w:rFonts w:ascii="Times New Roman" w:hAnsi="Times New Roman" w:cs="Times New Roman" w:eastAsia="Times New Roman"/>
+        </w:rPr>
+        <w:t xml:space="preserve"> даёт каждому сервису роль AppRole </w:t>
+      </w:r>
+      <w:r>
+        <w:rPr>
+          <w:rFonts w:ascii="Consolas" w:hAnsi="Consolas" w:cs="Consolas" w:eastAsia="Consolas"/>
+          <w:sz w:val="22"/>
+        </w:rPr>
+        <w:t>tf-svc-tf-&lt;сервис&gt;</w:t>
+      </w:r>
+      <w:r>
+        <w:rPr>
+          <w:rFonts w:ascii="Times New Roman" w:hAnsi="Times New Roman" w:cs="Times New Roman" w:eastAsia="Times New Roman"/>
+        </w:rPr>
+        <w:t xml:space="preserve"> с чтением только его путей.</w:t>
       </w:r>
     </w:p>
     <w:p>
@@ -18721,22 +18845,68 @@
       </w:r>
       <w:r>
         <w:rPr>
-          <w:rFonts w:ascii="Times New Roman" w:hAnsi="Times New Roman" w:cs="Times New Roman" w:eastAsia="Times New Roman"/>
-        </w:rPr>
-        <w:t xml:space="preserve">Выпускает токены ролей и кладёт их файлами в </w:t>
-      </w:r>
-      <w:r>
-        <w:rPr>
           <w:rFonts w:ascii="Consolas" w:hAnsi="Consolas" w:cs="Consolas" w:eastAsia="Consolas"/>
           <w:sz w:val="22"/>
         </w:rPr>
-        <w:t>TF_VAULT_TOKENS/&lt;сервис&gt;.token</w:t>
-      </w:r>
-      <w:r>
-        <w:rPr>
-          <w:rFonts w:ascii="Times New Roman" w:hAnsi="Times New Roman" w:cs="Times New Roman" w:eastAsia="Times New Roman"/>
-        </w:rPr>
-        <w:t>.</w:t>
+        <w:t>setup.sh service-credentials tf-&lt;сервис&gt;</w:t>
+      </w:r>
+      <w:r>
+        <w:rPr>
+          <w:rFonts w:ascii="Times New Roman" w:hAnsi="Times New Roman" w:cs="Times New Roman" w:eastAsia="Times New Roman"/>
+        </w:rPr>
+        <w:t xml:space="preserve"> выдаёт </w:t>
+      </w:r>
+      <w:r>
+        <w:rPr>
+          <w:rFonts w:ascii="Consolas" w:hAnsi="Consolas" w:cs="Consolas" w:eastAsia="Consolas"/>
+          <w:sz w:val="22"/>
+        </w:rPr>
+        <w:t>role_id</w:t>
+      </w:r>
+      <w:r>
+        <w:rPr>
+          <w:rFonts w:ascii="Times New Roman" w:hAnsi="Times New Roman" w:cs="Times New Roman" w:eastAsia="Times New Roman"/>
+        </w:rPr>
+        <w:t xml:space="preserve"> и </w:t>
+      </w:r>
+      <w:r>
+        <w:rPr>
+          <w:rFonts w:ascii="Consolas" w:hAnsi="Consolas" w:cs="Consolas" w:eastAsia="Consolas"/>
+          <w:sz w:val="22"/>
+        </w:rPr>
+        <w:t>secret_id</w:t>
+      </w:r>
+      <w:r>
+        <w:rPr>
+          <w:rFonts w:ascii="Times New Roman" w:hAnsi="Times New Roman" w:cs="Times New Roman" w:eastAsia="Times New Roman"/>
+        </w:rPr>
+        <w:t xml:space="preserve">; они уходят в env-файл compose как </w:t>
+      </w:r>
+      <w:r>
+        <w:rPr>
+          <w:rFonts w:ascii="Consolas" w:hAnsi="Consolas" w:cs="Consolas" w:eastAsia="Consolas"/>
+          <w:sz w:val="22"/>
+        </w:rPr>
+        <w:t>TF_&lt;СЕРВИС&gt;_VAULT_ROLE_ID</w:t>
+      </w:r>
+      <w:r>
+        <w:rPr>
+          <w:rFonts w:ascii="Times New Roman" w:hAnsi="Times New Roman" w:cs="Times New Roman" w:eastAsia="Times New Roman"/>
+        </w:rPr>
+        <w:t xml:space="preserve"> и </w:t>
+      </w:r>
+      <w:r>
+        <w:rPr>
+          <w:rFonts w:ascii="Consolas" w:hAnsi="Consolas" w:cs="Consolas" w:eastAsia="Consolas"/>
+          <w:sz w:val="22"/>
+        </w:rPr>
+        <w:t>TF_&lt;СЕРВИС&gt;_VAULT_SECRET_ID</w:t>
+      </w:r>
+      <w:r>
+        <w:rPr>
+          <w:rFonts w:ascii="Times New Roman" w:hAnsi="Times New Roman" w:cs="Times New Roman" w:eastAsia="Times New Roman"/>
+        </w:rPr>
+        <w:t>. Токен роли живёт 5 минут, на 403 сервис входит заново.</w:t>
       </w:r>
     </w:p>
     <w:p>

--- a/docs/документация.docx
+++ b/docs/документация.docx
@@ -895,7 +895,7 @@
         <w:rPr>
           <w:rFonts w:ascii="Times New Roman" w:hAnsi="Times New Roman" w:cs="Times New Roman" w:eastAsia="Times New Roman"/>
         </w:rPr>
-        <w:t>207 автоматических тестов: сервис модели — 95, приём данных (Go) — 37, уведомления — 32, аудит — 23, общий пакет — 20. Тесты не ходят в сеть: брокеры, почта и Telegram подменены.</w:t>
+        <w:t>216 автоматических тестов: сервис модели — 95, приём данных (Go) — 41, уведомления — 32, аудит — 23, общий пакет — 25. Тесты не ходят в сеть: брокеры, почта и Telegram подменены.</w:t>
       </w:r>
     </w:p>
     <w:p>
@@ -19109,7 +19109,7 @@
           <w:rFonts w:ascii="Consolas" w:hAnsi="Consolas" w:cs="Consolas" w:eastAsia="Consolas"/>
           <w:sz w:val="18"/>
         </w:rPr>
-        <w:t>cd docs/backend/tfkit  &amp;&amp; python -m pytest -p no:cacheprovider      # 20 тестов</w:t>
+        <w:t>cd docs/backend/tfkit  &amp;&amp; python -m pytest -p no:cacheprovider      # 25 тестов</w:t>
       </w:r>
     </w:p>
     <w:p>
@@ -19122,7 +19122,7 @@
           <w:rFonts w:ascii="Consolas" w:hAnsi="Consolas" w:cs="Consolas" w:eastAsia="Consolas"/>
           <w:sz w:val="18"/>
         </w:rPr>
-        <w:t>cd docs/backend/funnel &amp;&amp; go test ./...                             # 37, Go 1.27</w:t>
+        <w:t>cd docs/backend/funnel &amp;&amp; go test ./...                             # 41, Go 1.27</w:t>
       </w:r>
     </w:p>
     <w:p>

--- a/docs/документация.docx
+++ b/docs/документация.docx
@@ -13454,6 +13454,42 @@
           </w:p>
         </w:tc>
       </w:tr>
+      <w:tr>
+        <w:tc>
+          <w:tcPr>
+            <w:tcW w:type="dxa" w:w="4819"/>
+          </w:tcPr>
+          <w:p>
+            <w:pPr>
+              <w:spacing w:before="0" w:after="0" w:line="240" w:lineRule="auto"/>
+            </w:pPr>
+            <w:r>
+              <w:rPr>
+                <w:rFonts w:ascii="Times New Roman" w:hAnsi="Times New Roman" w:cs="Times New Roman" w:eastAsia="Times New Roman"/>
+                <w:sz w:val="20"/>
+              </w:rPr>
+              <w:t>в BFF нет допусков, графика работ, бригадира и области прав</w:t>
+            </w:r>
+          </w:p>
+        </w:tc>
+        <w:tc>
+          <w:tcPr>
+            <w:tcW w:type="dxa" w:w="4819"/>
+          </w:tcPr>
+          <w:p>
+            <w:pPr>
+              <w:spacing w:before="0" w:after="0" w:line="240" w:lineRule="auto"/>
+            </w:pPr>
+            <w:r>
+              <w:rPr>
+                <w:rFonts w:ascii="Times New Roman" w:hAnsi="Times New Roman" w:cs="Times New Roman" w:eastAsia="Times New Roman"/>
+                <w:sz w:val="20"/>
+              </w:rPr>
+              <w:t>тестовые базы стенда лежат в CSV, в BFF заливается то, что ложится в схему (домены-и-сущности §13)</w:t>
+            </w:r>
+          </w:p>
+        </w:tc>
+      </w:tr>
     </w:tbl>
     <w:p>
       <w:pPr>
@@ -13939,6 +13975,18 @@
           <w:rFonts w:ascii="Times New Roman" w:hAnsi="Times New Roman" w:cs="Times New Roman" w:eastAsia="Times New Roman"/>
         </w:rPr>
         <w:t>Предложенные сроки хранения: журнал запросов — 90 дней, журнал действий — не меньше года (это история решений диспетчеров). В ТЗ сроков нет, они согласуются с заказчиком.</w:t>
+      </w:r>
+    </w:p>
+    <w:p>
+      <w:pPr>
+        <w:spacing w:before="0" w:after="80" w:line="276" w:lineRule="auto"/>
+        <w:jc w:val="left"/>
+      </w:pPr>
+      <w:r>
+        <w:rPr>
+          <w:rFonts w:ascii="Times New Roman" w:hAnsi="Times New Roman" w:cs="Times New Roman" w:eastAsia="Times New Roman"/>
+        </w:rPr>
+        <w:t>Люди на стенде синтетические: ФИО, телефоны, номера допусков и графики выдуманы, места из названий датчиков заменены на «место N» (домены-и-сущности §13).</w:t>
       </w:r>
     </w:p>
     <w:p>

--- a/docs/документация.docx
+++ b/docs/документация.docx
@@ -895,7 +895,7 @@
         <w:rPr>
           <w:rFonts w:ascii="Times New Roman" w:hAnsi="Times New Roman" w:cs="Times New Roman" w:eastAsia="Times New Roman"/>
         </w:rPr>
-        <w:t>216 автоматических тестов: сервис модели — 95, приём данных (Go) — 41, уведомления — 32, аудит — 23, общий пакет — 25. Тесты не ходят в сеть: брокеры, почта и Telegram подменены.</w:t>
+        <w:t>228 автоматических тестов: сервис модели — 95, приём данных (Go) — 53, уведомления — 32, аудит — 23, общий пакет — 25. Тесты не ходят в сеть: брокеры, почта и Telegram подменены.</w:t>
       </w:r>
     </w:p>
     <w:p>
@@ -6259,7 +6259,7 @@
                 <w:rFonts w:ascii="Times New Roman" w:hAnsi="Times New Roman" w:cs="Times New Roman" w:eastAsia="Times New Roman"/>
                 <w:sz w:val="20"/>
               </w:rPr>
-              <w:t>принимает пакеты событий от шины объекта, проверяет, раскладывает по потокам, следит, не замолчал ли канал. Написан на Go: быстро принимает много пакетов на малой памяти</w:t>
+              <w:t>принимает пакеты событий от шины объекта, проверяет, раскладывает по потокам, следит, не замолчал ли канал; хранит сжатый архив показаний и отдаёт его окну «Логи». Написан на Go: быстро принимает много пакетов на малой памяти</w:t>
             </w:r>
           </w:p>
         </w:tc>
@@ -16825,6 +16825,266 @@
         <w:rPr>
           <w:rFonts w:ascii="Times New Roman" w:hAnsi="Times New Roman" w:cs="Times New Roman" w:eastAsia="Times New Roman"/>
         </w:rPr>
+        <w:t>Окно «Логи» — показания датчиков объекта, история и живой поток. Показания в BFF не пишутся:</w:t>
+      </w:r>
+    </w:p>
+    <w:p>
+      <w:pPr>
+        <w:pStyle w:val="ListBullet"/>
+        <w:spacing w:before="0" w:after="40" w:line="276" w:lineRule="auto"/>
+        <w:ind w:left="510"/>
+      </w:pPr>
+      <w:r>
+        <w:rPr>
+          <w:rFonts w:ascii="Times New Roman" w:hAnsi="Times New Roman" w:cs="Times New Roman" w:eastAsia="Times New Roman"/>
+        </w:rPr>
+        <w:t xml:space="preserve">каждое принятое событие дописывается в файл часа на томе </w:t>
+      </w:r>
+      <w:r>
+        <w:rPr>
+          <w:rFonts w:ascii="Consolas" w:hAnsi="Consolas" w:cs="Consolas" w:eastAsia="Consolas"/>
+          <w:sz w:val="22"/>
+        </w:rPr>
+        <w:t>tf-funnel-data</w:t>
+      </w:r>
+      <w:r>
+        <w:rPr>
+          <w:rFonts w:ascii="Times New Roman" w:hAnsi="Times New Roman" w:cs="Times New Roman" w:eastAsia="Times New Roman"/>
+        </w:rPr>
+        <w:t xml:space="preserve"> (</w:t>
+      </w:r>
+      <w:r>
+        <w:rPr>
+          <w:rFonts w:ascii="Consolas" w:hAnsi="Consolas" w:cs="Consolas" w:eastAsia="Consolas"/>
+          <w:sz w:val="22"/>
+        </w:rPr>
+        <w:t>/data/archive/&lt;ГГГГ-ММ-ДД&gt;/&lt;ЧЧ&gt;.jsonl</w:t>
+      </w:r>
+      <w:r>
+        <w:rPr>
+          <w:rFonts w:ascii="Times New Roman" w:hAnsi="Times New Roman" w:cs="Times New Roman" w:eastAsia="Times New Roman"/>
+        </w:rPr>
+        <w:t xml:space="preserve">, время приёма по МСК). Закрытый час через 5 минут сжимается zstd в </w:t>
+      </w:r>
+      <w:r>
+        <w:rPr>
+          <w:rFonts w:ascii="Consolas" w:hAnsi="Consolas" w:cs="Consolas" w:eastAsia="Consolas"/>
+          <w:sz w:val="22"/>
+        </w:rPr>
+        <w:t>&lt;ЧЧ&gt;.jsonl.zst</w:t>
+      </w:r>
+      <w:r>
+        <w:rPr>
+          <w:rFonts w:ascii="Times New Roman" w:hAnsi="Times New Roman" w:cs="Times New Roman" w:eastAsia="Times New Roman"/>
+        </w:rPr>
+        <w:t xml:space="preserve">. Дни старше </w:t>
+      </w:r>
+      <w:r>
+        <w:rPr>
+          <w:rFonts w:ascii="Consolas" w:hAnsi="Consolas" w:cs="Consolas" w:eastAsia="Consolas"/>
+          <w:sz w:val="22"/>
+        </w:rPr>
+        <w:t>TF_FUNNEL_ARCHIVE_DAYS</w:t>
+      </w:r>
+      <w:r>
+        <w:rPr>
+          <w:rFonts w:ascii="Times New Roman" w:hAnsi="Times New Roman" w:cs="Times New Roman" w:eastAsia="Times New Roman"/>
+        </w:rPr>
+        <w:t xml:space="preserve"> удаляются, 0 — хранить всё;</w:t>
+      </w:r>
+    </w:p>
+    <w:p>
+      <w:pPr>
+        <w:pStyle w:val="ListBullet"/>
+        <w:spacing w:before="0" w:after="40" w:line="276" w:lineRule="auto"/>
+        <w:ind w:left="510"/>
+      </w:pPr>
+      <w:r>
+        <w:rPr>
+          <w:rFonts w:ascii="Consolas" w:hAnsi="Consolas" w:cs="Consolas" w:eastAsia="Consolas"/>
+          <w:sz w:val="22"/>
+        </w:rPr>
+        <w:t>GET /log?objectId=&amp;from=&amp;to=&amp;limit=</w:t>
+      </w:r>
+      <w:r>
+        <w:rPr>
+          <w:rFonts w:ascii="Times New Roman" w:hAnsi="Times New Roman" w:cs="Times New Roman" w:eastAsia="Times New Roman"/>
+        </w:rPr>
+        <w:t xml:space="preserve"> (за nginx — </w:t>
+      </w:r>
+      <w:r>
+        <w:rPr>
+          <w:rFonts w:ascii="Consolas" w:hAnsi="Consolas" w:cs="Consolas" w:eastAsia="Consolas"/>
+          <w:sz w:val="22"/>
+        </w:rPr>
+        <w:t>/api/funnel/log</w:t>
+      </w:r>
+      <w:r>
+        <w:rPr>
+          <w:rFonts w:ascii="Times New Roman" w:hAnsi="Times New Roman" w:cs="Times New Roman" w:eastAsia="Times New Roman"/>
+        </w:rPr>
+        <w:t xml:space="preserve">) — история, новые сверху, по умолчанию за сутки, до 1000 строк, </w:t>
+      </w:r>
+      <w:r>
+        <w:rPr>
+          <w:rFonts w:ascii="Consolas" w:hAnsi="Consolas" w:cs="Consolas" w:eastAsia="Consolas"/>
+          <w:sz w:val="22"/>
+        </w:rPr>
+        <w:t>more</w:t>
+      </w:r>
+      <w:r>
+        <w:rPr>
+          <w:rFonts w:ascii="Times New Roman" w:hAnsi="Times New Roman" w:cs="Times New Roman" w:eastAsia="Times New Roman"/>
+        </w:rPr>
+        <w:t xml:space="preserve"> — есть ещё;</w:t>
+      </w:r>
+    </w:p>
+    <w:p>
+      <w:pPr>
+        <w:pStyle w:val="ListBullet"/>
+        <w:spacing w:before="0" w:after="40" w:line="276" w:lineRule="auto"/>
+        <w:ind w:left="510"/>
+      </w:pPr>
+      <w:r>
+        <w:rPr>
+          <w:rFonts w:ascii="Consolas" w:hAnsi="Consolas" w:cs="Consolas" w:eastAsia="Consolas"/>
+          <w:sz w:val="22"/>
+        </w:rPr>
+        <w:t>GET /stream?objectId=</w:t>
+      </w:r>
+      <w:r>
+        <w:rPr>
+          <w:rFonts w:ascii="Times New Roman" w:hAnsi="Times New Roman" w:cs="Times New Roman" w:eastAsia="Times New Roman"/>
+        </w:rPr>
+        <w:t xml:space="preserve"> — WebSocket: </w:t>
+      </w:r>
+      <w:r>
+        <w:rPr>
+          <w:rFonts w:ascii="Consolas" w:hAnsi="Consolas" w:cs="Consolas" w:eastAsia="Consolas"/>
+          <w:sz w:val="22"/>
+        </w:rPr>
+        <w:t>ready</w:t>
+      </w:r>
+      <w:r>
+        <w:rPr>
+          <w:rFonts w:ascii="Times New Roman" w:hAnsi="Times New Roman" w:cs="Times New Roman" w:eastAsia="Times New Roman"/>
+        </w:rPr>
+        <w:t xml:space="preserve">, </w:t>
+      </w:r>
+      <w:r>
+        <w:rPr>
+          <w:rFonts w:ascii="Consolas" w:hAnsi="Consolas" w:cs="Consolas" w:eastAsia="Consolas"/>
+          <w:sz w:val="22"/>
+        </w:rPr>
+        <w:t>reading</w:t>
+      </w:r>
+      <w:r>
+        <w:rPr>
+          <w:rFonts w:ascii="Times New Roman" w:hAnsi="Times New Roman" w:cs="Times New Roman" w:eastAsia="Times New Roman"/>
+        </w:rPr>
+        <w:t xml:space="preserve"> на каждое показание, </w:t>
+      </w:r>
+      <w:r>
+        <w:rPr>
+          <w:rFonts w:ascii="Consolas" w:hAnsi="Consolas" w:cs="Consolas" w:eastAsia="Consolas"/>
+          <w:sz w:val="22"/>
+        </w:rPr>
+        <w:t>status</w:t>
+      </w:r>
+      <w:r>
+        <w:rPr>
+          <w:rFonts w:ascii="Times New Roman" w:hAnsi="Times New Roman" w:cs="Times New Roman" w:eastAsia="Times New Roman"/>
+        </w:rPr>
+        <w:t xml:space="preserve"> — канал замолчал или ожил, </w:t>
+      </w:r>
+      <w:r>
+        <w:rPr>
+          <w:rFonts w:ascii="Consolas" w:hAnsi="Consolas" w:cs="Consolas" w:eastAsia="Consolas"/>
+          <w:sz w:val="22"/>
+        </w:rPr>
+        <w:t>dropped</w:t>
+      </w:r>
+      <w:r>
+        <w:rPr>
+          <w:rFonts w:ascii="Times New Roman" w:hAnsi="Times New Roman" w:cs="Times New Roman" w:eastAsia="Times New Roman"/>
+        </w:rPr>
+        <w:t xml:space="preserve"> — клиент не успевал. Закрытие 4401 — срок токена истёк;</w:t>
+      </w:r>
+    </w:p>
+    <w:p>
+      <w:pPr>
+        <w:pStyle w:val="ListBullet"/>
+        <w:spacing w:before="0" w:after="40" w:line="276" w:lineRule="auto"/>
+        <w:ind w:left="510"/>
+      </w:pPr>
+      <w:r>
+        <w:rPr>
+          <w:rFonts w:ascii="Times New Roman" w:hAnsi="Times New Roman" w:cs="Times New Roman" w:eastAsia="Times New Roman"/>
+        </w:rPr>
+        <w:t xml:space="preserve">вход по токену пользователя (cookie </w:t>
+      </w:r>
+      <w:r>
+        <w:rPr>
+          <w:rFonts w:ascii="Consolas" w:hAnsi="Consolas" w:cs="Consolas" w:eastAsia="Consolas"/>
+          <w:sz w:val="22"/>
+        </w:rPr>
+        <w:t>access_token</w:t>
+      </w:r>
+      <w:r>
+        <w:rPr>
+          <w:rFonts w:ascii="Times New Roman" w:hAnsi="Times New Roman" w:cs="Times New Roman" w:eastAsia="Times New Roman"/>
+        </w:rPr>
+        <w:t xml:space="preserve"> или </w:t>
+      </w:r>
+      <w:r>
+        <w:rPr>
+          <w:rFonts w:ascii="Consolas" w:hAnsi="Consolas" w:cs="Consolas" w:eastAsia="Consolas"/>
+          <w:sz w:val="22"/>
+        </w:rPr>
+        <w:t>Authorization: Bearer</w:t>
+      </w:r>
+      <w:r>
+        <w:rPr>
+          <w:rFonts w:ascii="Times New Roman" w:hAnsi="Times New Roman" w:cs="Times New Roman" w:eastAsia="Times New Roman"/>
+        </w:rPr>
+        <w:t xml:space="preserve">). Какие датчики видны, решает BFF </w:t>
+      </w:r>
+      <w:r>
+        <w:rPr>
+          <w:rFonts w:ascii="Consolas" w:hAnsi="Consolas" w:cs="Consolas" w:eastAsia="Consolas"/>
+          <w:sz w:val="22"/>
+        </w:rPr>
+        <w:t>GET /readings/scope</w:t>
+      </w:r>
+      <w:r>
+        <w:rPr>
+          <w:rFonts w:ascii="Times New Roman" w:hAnsi="Times New Roman" w:cs="Times New Roman" w:eastAsia="Times New Roman"/>
+        </w:rPr>
+        <w:t xml:space="preserve">: диспетчер, главный диспетчер и админ — любой объект (чтение ресурса </w:t>
+      </w:r>
+      <w:r>
+        <w:rPr>
+          <w:rFonts w:ascii="Consolas" w:hAnsi="Consolas" w:cs="Consolas" w:eastAsia="Consolas"/>
+          <w:sz w:val="22"/>
+        </w:rPr>
+        <w:t>readings</w:t>
+      </w:r>
+      <w:r>
+        <w:rPr>
+          <w:rFonts w:ascii="Times New Roman" w:hAnsi="Times New Roman" w:cs="Times New Roman" w:eastAsia="Times New Roman"/>
+        </w:rPr>
+        <w:t>), инженер — объекты своих заявок в работе. Ответ BFF помнится минуту.</w:t>
+      </w:r>
+    </w:p>
+    <w:p>
+      <w:pPr>
+        <w:spacing w:before="0" w:after="80" w:line="276" w:lineRule="auto"/>
+        <w:jc w:val="left"/>
+      </w:pPr>
+      <w:r>
+        <w:rPr>
+          <w:rFonts w:ascii="Times New Roman" w:hAnsi="Times New Roman" w:cs="Times New Roman" w:eastAsia="Times New Roman"/>
+        </w:rPr>
         <w:t>Подробно — INTEGRATION §13.9.</w:t>
       </w:r>
     </w:p>
@@ -19170,7 +19430,7 @@
           <w:rFonts w:ascii="Consolas" w:hAnsi="Consolas" w:cs="Consolas" w:eastAsia="Consolas"/>
           <w:sz w:val="18"/>
         </w:rPr>
-        <w:t>cd docs/backend/funnel &amp;&amp; go test ./...                             # 41, Go 1.27</w:t>
+        <w:t>cd docs/backend/funnel &amp;&amp; go test ./...                             # 53, Go 1.27</w:t>
       </w:r>
     </w:p>
     <w:p>
